--- a/courts/sixth-circuit/ohio/federal/bankruptcy-southern-district/adversary-complaint/usage/OUTPUT-adversary-complaint.docx
+++ b/courts/sixth-circuit/ohio/federal/bankruptcy-southern-district/adversary-complaint/usage/OUTPUT-adversary-complaint.docx
@@ -4,7 +4,8 @@
   <w:body>
     <w:p>
       <w:pPr>
-        <w:pStyle w:val="Single"/>
+        <w:spacing w:before="0" w:after="0" w:line="280" w:lineRule="exact"/>
+        <w:ind w:left="0" w:firstLine="0"/>
         <w:jc w:val="center"/>
       </w:pPr>
       <w:r>
@@ -17,7 +18,8 @@
     </w:p>
     <w:p>
       <w:pPr>
-        <w:pStyle w:val="Single"/>
+        <w:spacing w:before="0" w:after="0" w:line="280" w:lineRule="exact"/>
+        <w:ind w:left="0" w:firstLine="0"/>
         <w:jc w:val="center"/>
       </w:pPr>
       <w:r>
@@ -30,7 +32,8 @@
     </w:p>
     <w:p>
       <w:pPr>
-        <w:pStyle w:val="Single"/>
+        <w:spacing w:before="0" w:after="0" w:line="280" w:lineRule="exact"/>
+        <w:ind w:left="0" w:firstLine="0"/>
         <w:jc w:val="center"/>
       </w:pPr>
       <w:r>
@@ -43,13 +46,13 @@
     </w:p>
     <w:p>
       <w:pPr>
-        <w:pStyle w:val="Single"/>
-        <w:spacing w:before="0" w:after="0" w:line="480" w:lineRule="exact"/>
+        <w:spacing w:before="0" w:after="0" w:line="280" w:lineRule="exact"/>
       </w:pPr>
     </w:p>
     <w:tbl>
       <w:tblPr>
         <w:tblW w:w="9360" w:type="dxa"/>
+        <w:tblInd w:w="0" w:type="dxa"/>
         <w:tblBorders>
           <w:top w:val="nil"/>
           <w:left w:val="nil"/>
@@ -60,9 +63,12 @@
         </w:tblBorders>
         <w:tblLayout w:type="fixed"/>
         <w:tblCellMar>
+          <w:top w:w="0" w:type="dxa"/>
           <w:left w:w="0" w:type="dxa"/>
+          <w:bottom w:w="0" w:type="dxa"/>
           <w:right w:w="0" w:type="dxa"/>
         </w:tblCellMar>
+        <w:tblLook w:val="0000" w:firstRow="0" w:lastRow="0" w:firstColumn="0" w:lastColumn="0" w:noHBand="0" w:noVBand="0"/>
       </w:tblPr>
       <w:tblGrid>
         <w:gridCol w:w="4896"/>
@@ -79,10 +85,18 @@
           </w:tcPr>
           <w:p>
             <w:pPr>
-              <w:pStyle w:val="Single"/>
-            </w:pPr>
-            <w:r>
-              <w:t xml:space="preserve">In re:</w:t>
+              <w:spacing w:before="0" w:after="0" w:line="280" w:lineRule="exact"/>
+              <w:ind w:left="0" w:firstLine="0"/>
+              <w:jc w:val="left"/>
+            </w:pPr>
+            <w:r>
+              <w:t xml:space="preserve">In</w:t>
+            </w:r>
+            <w:r>
+              <w:t xml:space="preserve"> </w:t>
+            </w:r>
+            <w:r>
+              <w:t xml:space="preserve">re:</w:t>
             </w:r>
           </w:p>
         </w:tc>
@@ -92,7 +106,8 @@
           </w:tcPr>
           <w:p>
             <w:pPr>
-              <w:pStyle w:val="Single"/>
+              <w:spacing w:before="0" w:after="0" w:line="280" w:lineRule="exact"/>
+              <w:ind w:left="0" w:firstLine="0"/>
               <w:jc w:val="center"/>
             </w:pPr>
             <w:r>
@@ -106,11 +121,26 @@
           </w:tcPr>
           <w:p>
             <w:pPr>
-              <w:pStyle w:val="Single"/>
+              <w:spacing w:before="0" w:after="0" w:line="280" w:lineRule="exact"/>
               <w:ind w:left="216" w:firstLine="0"/>
-            </w:pPr>
-            <w:r>
-              <w:t xml:space="preserve">Case No. 23-53233</w:t>
+              <w:jc w:val="left"/>
+            </w:pPr>
+            <w:r>
+              <w:t xml:space="preserve">Case</w:t>
+            </w:r>
+            <w:r>
+              <w:t xml:space="preserve"> </w:t>
+            </w:r>
+            <w:r>
+              <w:t xml:space="preserve">No.</w:t>
+            </w:r>
+            <w:r>
+              <w:t xml:space="preserve"> </w:t>
+            </w:r>
+            <w:r>
+              <w:t xml:space="preserve">23</w:t>
+              <w:noBreakHyphen/>
+              <w:t xml:space="preserve">53233</w:t>
             </w:r>
           </w:p>
         </w:tc>
@@ -125,7 +155,9 @@
           </w:tcPr>
           <w:p>
             <w:pPr>
-              <w:pStyle w:val="Single"/>
+              <w:spacing w:before="0" w:after="0" w:line="280" w:lineRule="exact"/>
+              <w:ind w:left="0" w:firstLine="0"/>
+              <w:jc w:val="left"/>
             </w:pPr>
           </w:p>
         </w:tc>
@@ -135,7 +167,8 @@
           </w:tcPr>
           <w:p>
             <w:pPr>
-              <w:pStyle w:val="Single"/>
+              <w:spacing w:before="0" w:after="0" w:line="280" w:lineRule="exact"/>
+              <w:ind w:left="0" w:firstLine="0"/>
               <w:jc w:val="center"/>
             </w:pPr>
             <w:r>
@@ -149,11 +182,30 @@
           </w:tcPr>
           <w:p>
             <w:pPr>
-              <w:pStyle w:val="Single"/>
+              <w:spacing w:before="0" w:after="0" w:line="280" w:lineRule="exact"/>
               <w:ind w:left="216" w:firstLine="0"/>
-            </w:pPr>
-            <w:r>
-              <w:t xml:space="preserve">Judge Tiffany Strelow Cobb</w:t>
+              <w:jc w:val="left"/>
+            </w:pPr>
+            <w:r>
+              <w:t xml:space="preserve">Judge</w:t>
+            </w:r>
+            <w:r>
+              <w:t xml:space="preserve"> </w:t>
+            </w:r>
+            <w:r>
+              <w:t xml:space="preserve">Tiffany</w:t>
+            </w:r>
+            <w:r>
+              <w:t xml:space="preserve"> </w:t>
+            </w:r>
+            <w:r>
+              <w:t xml:space="preserve">Strelow</w:t>
+            </w:r>
+            <w:r>
+              <w:t xml:space="preserve"> </w:t>
+            </w:r>
+            <w:r>
+              <w:t xml:space="preserve">Cobb</w:t>
             </w:r>
           </w:p>
         </w:tc>
@@ -168,10 +220,18 @@
           </w:tcPr>
           <w:p>
             <w:pPr>
-              <w:pStyle w:val="Single"/>
-            </w:pPr>
-            <w:r>
-              <w:t xml:space="preserve">CUSITECH, LLC,</w:t>
+              <w:spacing w:before="0" w:after="0" w:line="280" w:lineRule="exact"/>
+              <w:ind w:left="0" w:firstLine="0"/>
+              <w:jc w:val="left"/>
+            </w:pPr>
+            <w:r>
+              <w:t xml:space="preserve">CUSITECH,</w:t>
+            </w:r>
+            <w:r>
+              <w:t xml:space="preserve"> </w:t>
+            </w:r>
+            <w:r>
+              <w:t xml:space="preserve">LLC,</w:t>
             </w:r>
           </w:p>
         </w:tc>
@@ -181,7 +241,8 @@
           </w:tcPr>
           <w:p>
             <w:pPr>
-              <w:pStyle w:val="Single"/>
+              <w:spacing w:before="0" w:after="0" w:line="280" w:lineRule="exact"/>
+              <w:ind w:left="0" w:firstLine="0"/>
               <w:jc w:val="center"/>
             </w:pPr>
             <w:r>
@@ -195,11 +256,18 @@
           </w:tcPr>
           <w:p>
             <w:pPr>
-              <w:pStyle w:val="Single"/>
+              <w:spacing w:before="0" w:after="0" w:line="280" w:lineRule="exact"/>
               <w:ind w:left="216" w:firstLine="0"/>
-            </w:pPr>
-            <w:r>
-              <w:t xml:space="preserve">Chapter 7</w:t>
+              <w:jc w:val="left"/>
+            </w:pPr>
+            <w:r>
+              <w:t xml:space="preserve">Chapter</w:t>
+            </w:r>
+            <w:r>
+              <w:t xml:space="preserve"> </w:t>
+            </w:r>
+            <w:r>
+              <w:t xml:space="preserve">7</w:t>
             </w:r>
           </w:p>
         </w:tc>
@@ -214,7 +282,9 @@
           </w:tcPr>
           <w:p>
             <w:pPr>
-              <w:pStyle w:val="Single"/>
+              <w:spacing w:before="0" w:after="0" w:line="280" w:lineRule="exact"/>
+              <w:ind w:left="0" w:firstLine="0"/>
+              <w:jc w:val="left"/>
             </w:pPr>
           </w:p>
         </w:tc>
@@ -224,7 +294,8 @@
           </w:tcPr>
           <w:p>
             <w:pPr>
-              <w:pStyle w:val="Single"/>
+              <w:spacing w:before="0" w:after="0" w:line="280" w:lineRule="exact"/>
+              <w:ind w:left="0" w:firstLine="0"/>
               <w:jc w:val="center"/>
             </w:pPr>
             <w:r>
@@ -238,8 +309,9 @@
           </w:tcPr>
           <w:p>
             <w:pPr>
-              <w:pStyle w:val="Single"/>
+              <w:spacing w:before="0" w:after="0" w:line="280" w:lineRule="exact"/>
               <w:ind w:left="216" w:firstLine="0"/>
+              <w:jc w:val="left"/>
             </w:pPr>
           </w:p>
         </w:tc>
@@ -254,7 +326,9 @@
           </w:tcPr>
           <w:p>
             <w:pPr>
-              <w:pStyle w:val="Single"/>
+              <w:spacing w:before="0" w:after="0" w:line="280" w:lineRule="exact"/>
+              <w:ind w:left="0" w:firstLine="0"/>
+              <w:jc w:val="left"/>
             </w:pPr>
             <w:r>
               <w:t xml:space="preserve">Debtor.</w:t>
@@ -267,7 +341,8 @@
           </w:tcPr>
           <w:p>
             <w:pPr>
-              <w:pStyle w:val="Single"/>
+              <w:spacing w:before="0" w:after="0" w:line="280" w:lineRule="exact"/>
+              <w:ind w:left="0" w:firstLine="0"/>
               <w:jc w:val="center"/>
             </w:pPr>
             <w:r>
@@ -281,11 +356,24 @@
           </w:tcPr>
           <w:p>
             <w:pPr>
-              <w:pStyle w:val="Single"/>
+              <w:spacing w:before="0" w:after="0" w:line="280" w:lineRule="exact"/>
               <w:ind w:left="216" w:firstLine="0"/>
-            </w:pPr>
-            <w:r>
-              <w:t xml:space="preserve">Adv. Pro. No.</w:t>
+              <w:jc w:val="left"/>
+            </w:pPr>
+            <w:r>
+              <w:t xml:space="preserve">Adv.</w:t>
+            </w:r>
+            <w:r>
+              <w:t xml:space="preserve"> </w:t>
+            </w:r>
+            <w:r>
+              <w:t xml:space="preserve">Pro.</w:t>
+            </w:r>
+            <w:r>
+              <w:t xml:space="preserve"> </w:t>
+            </w:r>
+            <w:r>
+              <w:t xml:space="preserve">No.</w:t>
             </w:r>
           </w:p>
         </w:tc>
@@ -300,7 +388,9 @@
           </w:tcPr>
           <w:p>
             <w:pPr>
-              <w:pStyle w:val="Single"/>
+              <w:spacing w:before="0" w:after="0" w:line="280" w:lineRule="exact"/>
+              <w:ind w:left="0" w:firstLine="0"/>
+              <w:jc w:val="left"/>
             </w:pPr>
           </w:p>
         </w:tc>
@@ -310,7 +400,8 @@
           </w:tcPr>
           <w:p>
             <w:pPr>
-              <w:pStyle w:val="Single"/>
+              <w:spacing w:before="0" w:after="0" w:line="280" w:lineRule="exact"/>
+              <w:ind w:left="0" w:firstLine="0"/>
               <w:jc w:val="center"/>
             </w:pPr>
             <w:r>
@@ -324,8 +415,9 @@
           </w:tcPr>
           <w:p>
             <w:pPr>
-              <w:pStyle w:val="Single"/>
+              <w:spacing w:before="0" w:after="0" w:line="280" w:lineRule="exact"/>
               <w:ind w:left="216" w:firstLine="0"/>
+              <w:jc w:val="left"/>
             </w:pPr>
           </w:p>
         </w:tc>
@@ -340,10 +432,42 @@
           </w:tcPr>
           <w:p>
             <w:pPr>
-              <w:pStyle w:val="Single"/>
-            </w:pPr>
-            <w:r>
-              <w:t xml:space="preserve">Christal L. Caudill, Chapter 7 Trustee,</w:t>
+              <w:spacing w:before="0" w:after="0" w:line="280" w:lineRule="exact"/>
+              <w:ind w:left="0" w:firstLine="0"/>
+              <w:jc w:val="left"/>
+            </w:pPr>
+            <w:r>
+              <w:t xml:space="preserve">Christal</w:t>
+            </w:r>
+            <w:r>
+              <w:t xml:space="preserve"> </w:t>
+            </w:r>
+            <w:r>
+              <w:t xml:space="preserve">L.</w:t>
+            </w:r>
+            <w:r>
+              <w:t xml:space="preserve"> </w:t>
+            </w:r>
+            <w:r>
+              <w:t xml:space="preserve">Caudill,</w:t>
+            </w:r>
+            <w:r>
+              <w:t xml:space="preserve"> </w:t>
+            </w:r>
+            <w:r>
+              <w:t xml:space="preserve">Chapter</w:t>
+            </w:r>
+            <w:r>
+              <w:t xml:space="preserve"> </w:t>
+            </w:r>
+            <w:r>
+              <w:t xml:space="preserve">7</w:t>
+            </w:r>
+            <w:r>
+              <w:t xml:space="preserve"> </w:t>
+            </w:r>
+            <w:r>
+              <w:t xml:space="preserve">Trustee,</w:t>
             </w:r>
           </w:p>
         </w:tc>
@@ -353,7 +477,8 @@
           </w:tcPr>
           <w:p>
             <w:pPr>
-              <w:pStyle w:val="Single"/>
+              <w:spacing w:before="0" w:after="0" w:line="280" w:lineRule="exact"/>
+              <w:ind w:left="0" w:firstLine="0"/>
               <w:jc w:val="center"/>
             </w:pPr>
             <w:r>
@@ -367,8 +492,9 @@
           </w:tcPr>
           <w:p>
             <w:pPr>
-              <w:pStyle w:val="Single"/>
+              <w:spacing w:before="0" w:after="0" w:line="280" w:lineRule="exact"/>
               <w:ind w:left="216" w:firstLine="0"/>
+              <w:jc w:val="left"/>
             </w:pPr>
           </w:p>
         </w:tc>
@@ -383,10 +509,36 @@
           </w:tcPr>
           <w:p>
             <w:pPr>
-              <w:pStyle w:val="Single"/>
-            </w:pPr>
-            <w:r>
-              <w:t xml:space="preserve">4260 Tuller Road, Suite 102</w:t>
+              <w:spacing w:before="0" w:after="0" w:line="280" w:lineRule="exact"/>
+              <w:ind w:left="0" w:firstLine="0"/>
+              <w:jc w:val="left"/>
+            </w:pPr>
+            <w:r>
+              <w:t xml:space="preserve">4260</w:t>
+            </w:r>
+            <w:r>
+              <w:t xml:space="preserve"> </w:t>
+            </w:r>
+            <w:r>
+              <w:t xml:space="preserve">Tuller</w:t>
+            </w:r>
+            <w:r>
+              <w:t xml:space="preserve"> </w:t>
+            </w:r>
+            <w:r>
+              <w:t xml:space="preserve">Road,</w:t>
+            </w:r>
+            <w:r>
+              <w:t xml:space="preserve"> </w:t>
+            </w:r>
+            <w:r>
+              <w:t xml:space="preserve">Suite</w:t>
+            </w:r>
+            <w:r>
+              <w:t xml:space="preserve"> </w:t>
+            </w:r>
+            <w:r>
+              <w:t xml:space="preserve">102</w:t>
             </w:r>
           </w:p>
         </w:tc>
@@ -396,7 +548,8 @@
           </w:tcPr>
           <w:p>
             <w:pPr>
-              <w:pStyle w:val="Single"/>
+              <w:spacing w:before="0" w:after="0" w:line="280" w:lineRule="exact"/>
+              <w:ind w:left="0" w:firstLine="0"/>
               <w:jc w:val="center"/>
             </w:pPr>
             <w:r>
@@ -410,8 +563,9 @@
           </w:tcPr>
           <w:p>
             <w:pPr>
-              <w:pStyle w:val="Single"/>
+              <w:spacing w:before="0" w:after="0" w:line="280" w:lineRule="exact"/>
               <w:ind w:left="216" w:firstLine="0"/>
+              <w:jc w:val="left"/>
             </w:pPr>
           </w:p>
         </w:tc>
@@ -426,10 +580,24 @@
           </w:tcPr>
           <w:p>
             <w:pPr>
-              <w:pStyle w:val="Single"/>
-            </w:pPr>
-            <w:r>
-              <w:t xml:space="preserve">Dublin, OH 43017,</w:t>
+              <w:spacing w:before="0" w:after="0" w:line="280" w:lineRule="exact"/>
+              <w:ind w:left="0" w:firstLine="0"/>
+              <w:jc w:val="left"/>
+            </w:pPr>
+            <w:r>
+              <w:t xml:space="preserve">Dublin,</w:t>
+            </w:r>
+            <w:r>
+              <w:t xml:space="preserve"> </w:t>
+            </w:r>
+            <w:r>
+              <w:t xml:space="preserve">OH</w:t>
+            </w:r>
+            <w:r>
+              <w:t xml:space="preserve"> </w:t>
+            </w:r>
+            <w:r>
+              <w:t xml:space="preserve">43017,</w:t>
             </w:r>
           </w:p>
         </w:tc>
@@ -439,7 +607,8 @@
           </w:tcPr>
           <w:p>
             <w:pPr>
-              <w:pStyle w:val="Single"/>
+              <w:spacing w:before="0" w:after="0" w:line="280" w:lineRule="exact"/>
+              <w:ind w:left="0" w:firstLine="0"/>
               <w:jc w:val="center"/>
             </w:pPr>
             <w:r>
@@ -453,8 +622,9 @@
           </w:tcPr>
           <w:p>
             <w:pPr>
-              <w:pStyle w:val="Single"/>
+              <w:spacing w:before="0" w:after="0" w:line="280" w:lineRule="exact"/>
               <w:ind w:left="216" w:firstLine="0"/>
+              <w:jc w:val="left"/>
             </w:pPr>
           </w:p>
         </w:tc>
@@ -469,7 +639,9 @@
           </w:tcPr>
           <w:p>
             <w:pPr>
-              <w:pStyle w:val="Single"/>
+              <w:spacing w:before="0" w:after="0" w:line="280" w:lineRule="exact"/>
+              <w:ind w:left="0" w:firstLine="0"/>
+              <w:jc w:val="left"/>
             </w:pPr>
           </w:p>
         </w:tc>
@@ -479,7 +651,8 @@
           </w:tcPr>
           <w:p>
             <w:pPr>
-              <w:pStyle w:val="Single"/>
+              <w:spacing w:before="0" w:after="0" w:line="280" w:lineRule="exact"/>
+              <w:ind w:left="0" w:firstLine="0"/>
               <w:jc w:val="center"/>
             </w:pPr>
             <w:r>
@@ -493,8 +666,9 @@
           </w:tcPr>
           <w:p>
             <w:pPr>
-              <w:pStyle w:val="Single"/>
+              <w:spacing w:before="0" w:after="0" w:line="280" w:lineRule="exact"/>
               <w:ind w:left="216" w:firstLine="0"/>
+              <w:jc w:val="left"/>
             </w:pPr>
           </w:p>
         </w:tc>
@@ -509,7 +683,9 @@
           </w:tcPr>
           <w:p>
             <w:pPr>
-              <w:pStyle w:val="Single"/>
+              <w:spacing w:before="0" w:after="0" w:line="280" w:lineRule="exact"/>
+              <w:ind w:left="0" w:firstLine="0"/>
+              <w:jc w:val="left"/>
             </w:pPr>
             <w:r>
               <w:t xml:space="preserve">Plaintiff,</w:t>
@@ -522,7 +698,8 @@
           </w:tcPr>
           <w:p>
             <w:pPr>
-              <w:pStyle w:val="Single"/>
+              <w:spacing w:before="0" w:after="0" w:line="280" w:lineRule="exact"/>
+              <w:ind w:left="0" w:firstLine="0"/>
               <w:jc w:val="center"/>
             </w:pPr>
             <w:r>
@@ -536,8 +713,9 @@
           </w:tcPr>
           <w:p>
             <w:pPr>
-              <w:pStyle w:val="Single"/>
+              <w:spacing w:before="0" w:after="0" w:line="280" w:lineRule="exact"/>
               <w:ind w:left="216" w:firstLine="0"/>
+              <w:jc w:val="left"/>
             </w:pPr>
           </w:p>
         </w:tc>
@@ -552,7 +730,9 @@
           </w:tcPr>
           <w:p>
             <w:pPr>
-              <w:pStyle w:val="Single"/>
+              <w:spacing w:before="0" w:after="0" w:line="280" w:lineRule="exact"/>
+              <w:ind w:left="0" w:firstLine="0"/>
+              <w:jc w:val="left"/>
             </w:pPr>
           </w:p>
         </w:tc>
@@ -562,7 +742,8 @@
           </w:tcPr>
           <w:p>
             <w:pPr>
-              <w:pStyle w:val="Single"/>
+              <w:spacing w:before="0" w:after="0" w:line="280" w:lineRule="exact"/>
+              <w:ind w:left="0" w:firstLine="0"/>
               <w:jc w:val="center"/>
             </w:pPr>
             <w:r>
@@ -576,8 +757,9 @@
           </w:tcPr>
           <w:p>
             <w:pPr>
-              <w:pStyle w:val="Single"/>
+              <w:spacing w:before="0" w:after="0" w:line="280" w:lineRule="exact"/>
               <w:ind w:left="216" w:firstLine="0"/>
+              <w:jc w:val="left"/>
             </w:pPr>
           </w:p>
         </w:tc>
@@ -592,7 +774,9 @@
           </w:tcPr>
           <w:p>
             <w:pPr>
-              <w:pStyle w:val="Single"/>
+              <w:spacing w:before="0" w:after="0" w:line="280" w:lineRule="exact"/>
+              <w:ind w:left="0" w:firstLine="0"/>
+              <w:jc w:val="left"/>
             </w:pPr>
             <w:r>
               <w:t xml:space="preserve">vs.</w:t>
@@ -605,7 +789,8 @@
           </w:tcPr>
           <w:p>
             <w:pPr>
-              <w:pStyle w:val="Single"/>
+              <w:spacing w:before="0" w:after="0" w:line="280" w:lineRule="exact"/>
+              <w:ind w:left="0" w:firstLine="0"/>
               <w:jc w:val="center"/>
             </w:pPr>
             <w:r>
@@ -619,8 +804,9 @@
           </w:tcPr>
           <w:p>
             <w:pPr>
-              <w:pStyle w:val="Single"/>
+              <w:spacing w:before="0" w:after="0" w:line="280" w:lineRule="exact"/>
               <w:ind w:left="216" w:firstLine="0"/>
+              <w:jc w:val="left"/>
             </w:pPr>
           </w:p>
         </w:tc>
@@ -635,7 +821,9 @@
           </w:tcPr>
           <w:p>
             <w:pPr>
-              <w:pStyle w:val="Single"/>
+              <w:spacing w:before="0" w:after="0" w:line="280" w:lineRule="exact"/>
+              <w:ind w:left="0" w:firstLine="0"/>
+              <w:jc w:val="left"/>
             </w:pPr>
           </w:p>
         </w:tc>
@@ -645,7 +833,8 @@
           </w:tcPr>
           <w:p>
             <w:pPr>
-              <w:pStyle w:val="Single"/>
+              <w:spacing w:before="0" w:after="0" w:line="280" w:lineRule="exact"/>
+              <w:ind w:left="0" w:firstLine="0"/>
               <w:jc w:val="center"/>
             </w:pPr>
             <w:r>
@@ -659,8 +848,9 @@
           </w:tcPr>
           <w:p>
             <w:pPr>
-              <w:pStyle w:val="Single"/>
+              <w:spacing w:before="0" w:after="0" w:line="280" w:lineRule="exact"/>
               <w:ind w:left="216" w:firstLine="0"/>
+              <w:jc w:val="left"/>
             </w:pPr>
           </w:p>
         </w:tc>
@@ -675,10 +865,24 @@
           </w:tcPr>
           <w:p>
             <w:pPr>
-              <w:pStyle w:val="Single"/>
-            </w:pPr>
-            <w:r>
-              <w:t xml:space="preserve">PC Infinity LLC</w:t>
+              <w:spacing w:before="0" w:after="0" w:line="280" w:lineRule="exact"/>
+              <w:ind w:left="0" w:firstLine="0"/>
+              <w:jc w:val="left"/>
+            </w:pPr>
+            <w:r>
+              <w:t xml:space="preserve">PC</w:t>
+            </w:r>
+            <w:r>
+              <w:t xml:space="preserve"> </w:t>
+            </w:r>
+            <w:r>
+              <w:t xml:space="preserve">Infinity</w:t>
+            </w:r>
+            <w:r>
+              <w:t xml:space="preserve"> </w:t>
+            </w:r>
+            <w:r>
+              <w:t xml:space="preserve">LLC</w:t>
             </w:r>
           </w:p>
         </w:tc>
@@ -688,7 +892,8 @@
           </w:tcPr>
           <w:p>
             <w:pPr>
-              <w:pStyle w:val="Single"/>
+              <w:spacing w:before="0" w:after="0" w:line="280" w:lineRule="exact"/>
+              <w:ind w:left="0" w:firstLine="0"/>
               <w:jc w:val="center"/>
             </w:pPr>
             <w:r>
@@ -702,8 +907,9 @@
           </w:tcPr>
           <w:p>
             <w:pPr>
-              <w:pStyle w:val="Single"/>
+              <w:spacing w:before="0" w:after="0" w:line="280" w:lineRule="exact"/>
               <w:ind w:left="216" w:firstLine="0"/>
+              <w:jc w:val="left"/>
             </w:pPr>
           </w:p>
         </w:tc>
@@ -718,10 +924,30 @@
           </w:tcPr>
           <w:p>
             <w:pPr>
-              <w:pStyle w:val="Single"/>
-            </w:pPr>
-            <w:r>
-              <w:t xml:space="preserve">Attn: Jon Earle, President</w:t>
+              <w:spacing w:before="0" w:after="0" w:line="280" w:lineRule="exact"/>
+              <w:ind w:left="0" w:firstLine="0"/>
+              <w:jc w:val="left"/>
+            </w:pPr>
+            <w:r>
+              <w:t xml:space="preserve">Attn:</w:t>
+            </w:r>
+            <w:r>
+              <w:t xml:space="preserve"> </w:t>
+            </w:r>
+            <w:r>
+              <w:t xml:space="preserve">Jon</w:t>
+            </w:r>
+            <w:r>
+              <w:t xml:space="preserve"> </w:t>
+            </w:r>
+            <w:r>
+              <w:t xml:space="preserve">Earle,</w:t>
+            </w:r>
+            <w:r>
+              <w:t xml:space="preserve"> </w:t>
+            </w:r>
+            <w:r>
+              <w:t xml:space="preserve">President</w:t>
             </w:r>
           </w:p>
         </w:tc>
@@ -731,7 +957,8 @@
           </w:tcPr>
           <w:p>
             <w:pPr>
-              <w:pStyle w:val="Single"/>
+              <w:spacing w:before="0" w:after="0" w:line="280" w:lineRule="exact"/>
+              <w:ind w:left="0" w:firstLine="0"/>
               <w:jc w:val="center"/>
             </w:pPr>
             <w:r>
@@ -745,8 +972,9 @@
           </w:tcPr>
           <w:p>
             <w:pPr>
-              <w:pStyle w:val="Single"/>
+              <w:spacing w:before="0" w:after="0" w:line="280" w:lineRule="exact"/>
               <w:ind w:left="216" w:firstLine="0"/>
+              <w:jc w:val="left"/>
             </w:pPr>
           </w:p>
         </w:tc>
@@ -761,10 +989,24 @@
           </w:tcPr>
           <w:p>
             <w:pPr>
-              <w:pStyle w:val="Single"/>
-            </w:pPr>
-            <w:r>
-              <w:t xml:space="preserve">P.O. Box 879</w:t>
+              <w:spacing w:before="0" w:after="0" w:line="280" w:lineRule="exact"/>
+              <w:ind w:left="0" w:firstLine="0"/>
+              <w:jc w:val="left"/>
+            </w:pPr>
+            <w:r>
+              <w:t xml:space="preserve">P.O.</w:t>
+            </w:r>
+            <w:r>
+              <w:t xml:space="preserve"> </w:t>
+            </w:r>
+            <w:r>
+              <w:t xml:space="preserve">Box</w:t>
+            </w:r>
+            <w:r>
+              <w:t xml:space="preserve"> </w:t>
+            </w:r>
+            <w:r>
+              <w:t xml:space="preserve">879</w:t>
             </w:r>
           </w:p>
         </w:tc>
@@ -774,7 +1016,8 @@
           </w:tcPr>
           <w:p>
             <w:pPr>
-              <w:pStyle w:val="Single"/>
+              <w:spacing w:before="0" w:after="0" w:line="280" w:lineRule="exact"/>
+              <w:ind w:left="0" w:firstLine="0"/>
               <w:jc w:val="center"/>
             </w:pPr>
             <w:r>
@@ -788,8 +1031,9 @@
           </w:tcPr>
           <w:p>
             <w:pPr>
-              <w:pStyle w:val="Single"/>
+              <w:spacing w:before="0" w:after="0" w:line="280" w:lineRule="exact"/>
               <w:ind w:left="216" w:firstLine="0"/>
+              <w:jc w:val="left"/>
             </w:pPr>
           </w:p>
         </w:tc>
@@ -804,10 +1048,30 @@
           </w:tcPr>
           <w:p>
             <w:pPr>
-              <w:pStyle w:val="Single"/>
-            </w:pPr>
-            <w:r>
-              <w:t xml:space="preserve">New Lebanon, NY 12125</w:t>
+              <w:spacing w:before="0" w:after="0" w:line="280" w:lineRule="exact"/>
+              <w:ind w:left="0" w:firstLine="0"/>
+              <w:jc w:val="left"/>
+            </w:pPr>
+            <w:r>
+              <w:t xml:space="preserve">New</w:t>
+            </w:r>
+            <w:r>
+              <w:t xml:space="preserve"> </w:t>
+            </w:r>
+            <w:r>
+              <w:t xml:space="preserve">Lebanon,</w:t>
+            </w:r>
+            <w:r>
+              <w:t xml:space="preserve"> </w:t>
+            </w:r>
+            <w:r>
+              <w:t xml:space="preserve">NY</w:t>
+            </w:r>
+            <w:r>
+              <w:t xml:space="preserve"> </w:t>
+            </w:r>
+            <w:r>
+              <w:t xml:space="preserve">12125</w:t>
             </w:r>
           </w:p>
         </w:tc>
@@ -817,7 +1081,8 @@
           </w:tcPr>
           <w:p>
             <w:pPr>
-              <w:pStyle w:val="Single"/>
+              <w:spacing w:before="0" w:after="0" w:line="280" w:lineRule="exact"/>
+              <w:ind w:left="0" w:firstLine="0"/>
               <w:jc w:val="center"/>
             </w:pPr>
             <w:r>
@@ -831,8 +1096,9 @@
           </w:tcPr>
           <w:p>
             <w:pPr>
-              <w:pStyle w:val="Single"/>
+              <w:spacing w:before="0" w:after="0" w:line="280" w:lineRule="exact"/>
               <w:ind w:left="216" w:firstLine="0"/>
+              <w:jc w:val="left"/>
             </w:pPr>
           </w:p>
         </w:tc>
@@ -847,7 +1113,9 @@
           </w:tcPr>
           <w:p>
             <w:pPr>
-              <w:pStyle w:val="Single"/>
+              <w:spacing w:before="0" w:after="0" w:line="280" w:lineRule="exact"/>
+              <w:ind w:left="0" w:firstLine="0"/>
+              <w:jc w:val="left"/>
             </w:pPr>
           </w:p>
         </w:tc>
@@ -857,7 +1125,8 @@
           </w:tcPr>
           <w:p>
             <w:pPr>
-              <w:pStyle w:val="Single"/>
+              <w:spacing w:before="0" w:after="0" w:line="280" w:lineRule="exact"/>
+              <w:ind w:left="0" w:firstLine="0"/>
               <w:jc w:val="center"/>
             </w:pPr>
             <w:r>
@@ -871,8 +1140,9 @@
           </w:tcPr>
           <w:p>
             <w:pPr>
-              <w:pStyle w:val="Single"/>
+              <w:spacing w:before="0" w:after="0" w:line="280" w:lineRule="exact"/>
               <w:ind w:left="216" w:firstLine="0"/>
+              <w:jc w:val="left"/>
             </w:pPr>
           </w:p>
         </w:tc>
@@ -887,7 +1157,9 @@
           </w:tcPr>
           <w:p>
             <w:pPr>
-              <w:pStyle w:val="Single"/>
+              <w:spacing w:before="0" w:after="0" w:line="280" w:lineRule="exact"/>
+              <w:ind w:left="0" w:firstLine="0"/>
+              <w:jc w:val="left"/>
             </w:pPr>
             <w:r>
               <w:t xml:space="preserve">Defendant.</w:t>
@@ -900,7 +1172,8 @@
           </w:tcPr>
           <w:p>
             <w:pPr>
-              <w:pStyle w:val="Single"/>
+              <w:spacing w:before="0" w:after="0" w:line="280" w:lineRule="exact"/>
+              <w:ind w:left="0" w:firstLine="0"/>
               <w:jc w:val="center"/>
             </w:pPr>
             <w:r>
@@ -914,8 +1187,9 @@
           </w:tcPr>
           <w:p>
             <w:pPr>
-              <w:pStyle w:val="Single"/>
+              <w:spacing w:before="0" w:after="0" w:line="280" w:lineRule="exact"/>
               <w:ind w:left="216" w:firstLine="0"/>
+              <w:jc w:val="left"/>
             </w:pPr>
           </w:p>
         </w:tc>
@@ -923,13 +1197,37 @@
     </w:tbl>
     <w:p>
       <w:pPr>
-        <w:pStyle w:val="Single"/>
+        <w:spacing w:before="280" w:after="0" w:line="280" w:lineRule="exact"/>
+        <w:ind w:left="0" w:firstLine="0"/>
+        <w:jc w:val="center"/>
+      </w:pPr>
+      <w:r>
+        <w:rPr>
+          <w:b/>
+          <w:bCs/>
+        </w:rPr>
+        <w:t xml:space="preserve">COMPLAINT TO (1) AVOID PREFERENTIAL TRANSFERS; (2) RECOVER AVOIDED TRANSFERS; AND (3) DISALLOW CLAIMS</w:t>
+      </w:r>
+    </w:p>
+    <w:p>
+      <w:pPr>
         <w:spacing w:before="0" w:after="0" w:line="480" w:lineRule="exact"/>
       </w:pPr>
     </w:p>
     <w:p>
       <w:pPr>
-        <w:pStyle w:val="Single"/>
+        <w:pStyle w:val="BodyText"/>
+      </w:pPr>
+      <w:r>
+        <w:t xml:space="preserve">Plaintiff Christal L. Caudill (the “Plaintiff”), the chapter 7 trustee of the bankruptcy estate of CUSITECH, LLC (the “Debtor”), states the following for her complaint (this “Complaint”) against PC Infinity LLC (the “Defendant”):</w:t>
+      </w:r>
+    </w:p>
+    <w:p>
+      <w:pPr>
+        <w:keepNext/>
+        <w:keepLines/>
+        <w:spacing w:before="0" w:after="0" w:line="480" w:lineRule="exact"/>
+        <w:ind w:left="0" w:firstLine="0"/>
         <w:jc w:val="center"/>
       </w:pPr>
       <w:r>
@@ -937,85 +1235,138 @@
           <w:b/>
           <w:bCs/>
         </w:rPr>
-        <w:t xml:space="preserve">COMPLAINT TO (1) AVOID PREFERENTIAL TRANSFERS; (2) RECOVER AVOIDED TRANSFERS; AND (3) DISALLOW CLAIMS</w:t>
-      </w:r>
-    </w:p>
-    <w:p>
-      <w:pPr>
-        <w:pStyle w:val="Single"/>
+        <w:t xml:space="preserve">NATURE</w:t>
+      </w:r>
+      <w:r>
+        <w:rPr>
+          <w:b/>
+          <w:bCs/>
+        </w:rPr>
+        <w:t xml:space="preserve"> </w:t>
+      </w:r>
+      <w:r>
+        <w:rPr>
+          <w:b/>
+          <w:bCs/>
+        </w:rPr>
+        <w:t xml:space="preserve">OF</w:t>
+      </w:r>
+      <w:r>
+        <w:rPr>
+          <w:b/>
+          <w:bCs/>
+        </w:rPr>
+        <w:t xml:space="preserve"> </w:t>
+      </w:r>
+      <w:r>
+        <w:rPr>
+          <w:b/>
+          <w:bCs/>
+        </w:rPr>
+        <w:t xml:space="preserve">THE</w:t>
+      </w:r>
+      <w:r>
+        <w:rPr>
+          <w:b/>
+          <w:bCs/>
+        </w:rPr>
+        <w:t xml:space="preserve"> </w:t>
+      </w:r>
+      <w:r>
+        <w:rPr>
+          <w:b/>
+          <w:bCs/>
+        </w:rPr>
+        <w:t xml:space="preserve">ACTION</w:t>
+      </w:r>
+    </w:p>
+    <w:p>
+      <w:pPr>
+        <w:pStyle w:val="NumberedParagraph"/>
+      </w:pPr>
+      <w:r>
+        <w:t xml:space="preserve">1.</w:t>
+      </w:r>
+      <w:r>
+        <w:tab/>
+      </w:r>
+      <w:r>
+        <w:t xml:space="preserve">The Plaintiff seeks to avoid and recover from the Defendant, or from any other person or entity for whose benefit the transfers were made, all preferential transfers of property of the Debtor that occurred during the Preference Period</w:t>
+      </w:r>
+      <w:r>
+        <w:rPr>
+          <w:rStyle w:val="FootnoteReference"/>
+        </w:rPr>
+        <w:footnoteReference w:id="9"/>
+      </w:r>
+      <w:r>
+        <w:t xml:space="preserve"> </w:t>
+      </w:r>
+      <w:r>
+        <w:t xml:space="preserve">pursuant to 11 U.S.C. §§ 547 and 550.</w:t>
+      </w:r>
+    </w:p>
+    <w:p>
+      <w:pPr>
+        <w:pStyle w:val="NumberedParagraph"/>
+      </w:pPr>
+      <w:r>
+        <w:t xml:space="preserve">2.</w:t>
+      </w:r>
+      <w:r>
+        <w:tab/>
+      </w:r>
+      <w:r>
+        <w:t xml:space="preserve">In addition, the Plaintiff seeks to disallow, pursuant to 11 U.S.C. §§ 502(d) and (j), any claim that the Defendant has filed or asserted against the Debtor or that has been scheduled for the Defendant until such time as the Defendant pays to the Plaintiff the amount equal to the Preferential Transfers.</w:t>
+      </w:r>
+    </w:p>
+    <w:p>
+      <w:pPr>
+        <w:keepNext/>
+        <w:keepLines/>
         <w:spacing w:before="0" w:after="0" w:line="480" w:lineRule="exact"/>
-      </w:pPr>
-    </w:p>
-    <w:p>
-      <w:pPr>
-        <w:pStyle w:val="BodyText"/>
-      </w:pPr>
-      <w:r>
-        <w:t xml:space="preserve">Plaintiff Christal L. Caudill (the “Plaintiff”), the chapter 7 trustee of the bankruptcy estate of CUSITECH, LLC (the “Debtor”), states the following for her complaint (this “Complaint”) against PC Infinity LLC (the “Defendant”):</w:t>
-      </w:r>
-    </w:p>
-    <w:bookmarkStart w:id="21" w:name="nature-of-the-action"/>
-    <w:p>
-      <w:pPr>
-        <w:pStyle w:val="Heading1"/>
-      </w:pPr>
-      <w:r>
-        <w:t xml:space="preserve">NATURE OF THE ACTION</w:t>
-      </w:r>
-    </w:p>
-    <w:p>
-      <w:pPr>
-        <w:pStyle w:val="FirstParagraph"/>
-      </w:pPr>
-      <w:r>
-        <w:t xml:space="preserve">1.</w:t>
-      </w:r>
-      <w:r>
-        <w:tab/>
-      </w:r>
-      <w:r>
-        <w:t xml:space="preserve">The Plaintiff seeks to avoid and recover from the Defendant, or from any other person or entity for whose benefit the transfers were made, all preferential transfers of property of the Debtor that occurred during the Preference Period</w:t>
-      </w:r>
-      <w:r>
-        <w:rPr>
-          <w:rStyle w:val="FootnoteReference"/>
-        </w:rPr>
-        <w:footnoteReference w:id="20"/>
-      </w:r>
-      <w:r>
-        <w:t xml:space="preserve"> </w:t>
-      </w:r>
-      <w:r>
-        <w:t xml:space="preserve">pursuant to 11 U.S.C. §§ 547 and 550.</w:t>
-      </w:r>
-    </w:p>
-    <w:p>
-      <w:pPr>
-        <w:pStyle w:val="BodyText"/>
-      </w:pPr>
-      <w:r>
-        <w:t xml:space="preserve">2.</w:t>
-      </w:r>
-      <w:r>
-        <w:tab/>
-      </w:r>
-      <w:r>
-        <w:t xml:space="preserve">In addition, the Plaintiff seeks to disallow, pursuant to 11 U.S.C. §§ 502(d) and (j), any claim that the Defendant has filed or asserted against the Debtor or that has been scheduled for the Defendant until such time as the Defendant pays to the Plaintiff the amount equal to the Preferential Transfers.</w:t>
-      </w:r>
-    </w:p>
-    <w:bookmarkEnd w:id="21"/>
-    <w:bookmarkStart w:id="22" w:name="jurisdiction-venue"/>
-    <w:p>
-      <w:pPr>
-        <w:pStyle w:val="Heading1"/>
-      </w:pPr>
-      <w:r>
-        <w:t xml:space="preserve">JURISDICTION &amp; VENUE</w:t>
-      </w:r>
-    </w:p>
-    <w:p>
-      <w:pPr>
-        <w:pStyle w:val="FirstParagraph"/>
+        <w:ind w:left="0" w:firstLine="0"/>
+        <w:jc w:val="center"/>
+      </w:pPr>
+      <w:r>
+        <w:rPr>
+          <w:b/>
+          <w:bCs/>
+        </w:rPr>
+        <w:t xml:space="preserve">JURISDICTION</w:t>
+      </w:r>
+      <w:r>
+        <w:rPr>
+          <w:b/>
+          <w:bCs/>
+        </w:rPr>
+        <w:t xml:space="preserve"> </w:t>
+      </w:r>
+      <w:r>
+        <w:rPr>
+          <w:b/>
+          <w:bCs/>
+        </w:rPr>
+        <w:t xml:space="preserve">&amp;</w:t>
+      </w:r>
+      <w:r>
+        <w:rPr>
+          <w:b/>
+          <w:bCs/>
+        </w:rPr>
+        <w:t xml:space="preserve"> </w:t>
+      </w:r>
+      <w:r>
+        <w:rPr>
+          <w:b/>
+          <w:bCs/>
+        </w:rPr>
+        <w:t xml:space="preserve">VENUE</w:t>
+      </w:r>
+    </w:p>
+    <w:p>
+      <w:pPr>
+        <w:pStyle w:val="NumberedParagraph"/>
       </w:pPr>
       <w:r>
         <w:t xml:space="preserve">3.</w:t>
@@ -1029,7 +1380,7 @@
     </w:p>
     <w:p>
       <w:pPr>
-        <w:pStyle w:val="BodyText"/>
+        <w:pStyle w:val="NumberedParagraph"/>
       </w:pPr>
       <w:r>
         <w:t xml:space="preserve">4.</w:t>
@@ -1038,12 +1389,12 @@
         <w:tab/>
       </w:r>
       <w:r>
-        <w:t xml:space="preserve">This Court has jurisdiction over this adversary proceeding pursuant to 28 U.S.C. §§ 157 and 1334. Pursuant to Bankruptcy Rule 7008, the Plaintiff states that this adversary proceeding arises under and relates to the above-captioned case pending in the above-stated District and Division of this Court.</w:t>
-      </w:r>
-    </w:p>
-    <w:p>
-      <w:pPr>
-        <w:pStyle w:val="BodyText"/>
+        <w:t xml:space="preserve">This Court has jurisdiction over this adversary proceeding pursuant to 28 U.S.C. §§ 157 and 1334. Pursuant to Bankruptcy Rule 7008, the Plaintiff states that this adversary proceeding arises under and relates to the above-captioned case pending in the above-stated District and Division of this Court.</w:t>
+      </w:r>
+    </w:p>
+    <w:p>
+      <w:pPr>
+        <w:pStyle w:val="NumberedParagraph"/>
       </w:pPr>
       <w:r>
         <w:t xml:space="preserve">5.</w:t>
@@ -1052,12 +1403,12 @@
         <w:tab/>
       </w:r>
       <w:r>
-        <w:t xml:space="preserve">Venue in this Court is proper pursuant to 28 U.S.C. § 1409 and the Plaintiff’s monetary claims are in excess of the amounts set forth in 28 U.S.C. § 1409(b).</w:t>
-      </w:r>
-    </w:p>
-    <w:p>
-      <w:pPr>
-        <w:pStyle w:val="BodyText"/>
+        <w:t xml:space="preserve">Venue in this Court is proper pursuant to 28 U.S.C. § 1409 and the Plaintiff’s monetary claims are in excess of the amounts set forth in 28 U.S.C. § 1409(b).</w:t>
+      </w:r>
+    </w:p>
+    <w:p>
+      <w:pPr>
+        <w:pStyle w:val="NumberedParagraph"/>
       </w:pPr>
       <w:r>
         <w:t xml:space="preserve">6.</w:t>
@@ -1066,12 +1417,12 @@
         <w:tab/>
       </w:r>
       <w:r>
-        <w:t xml:space="preserve">This matter is a core proceeding pursuant to, among other provisions, 28 U.S.C. §§ 157(b)(2)(A), (B), (C), (F), and (O).</w:t>
-      </w:r>
-    </w:p>
-    <w:p>
-      <w:pPr>
-        <w:pStyle w:val="BodyText"/>
+        <w:t xml:space="preserve">This matter is a core proceeding pursuant to, among other provisions, 28 U.S.C. §§ 157(b)⁠(2)⁠(A), (B), (C), (F), and (O).</w:t>
+      </w:r>
+    </w:p>
+    <w:p>
+      <w:pPr>
+        <w:pStyle w:val="NumberedParagraph"/>
       </w:pPr>
       <w:r>
         <w:t xml:space="preserve">7.</w:t>
@@ -1080,12 +1431,12 @@
         <w:tab/>
       </w:r>
       <w:r>
-        <w:t xml:space="preserve">The statutory predicates for the relief sought in this proceeding are 11 U.S.C. §§ 502, 547, and 550.</w:t>
-      </w:r>
-    </w:p>
-    <w:p>
-      <w:pPr>
-        <w:pStyle w:val="BodyText"/>
+        <w:t xml:space="preserve">The statutory predicates for the relief sought in this proceeding are 11 U.S.C. §§ 502, 547, and 550.</w:t>
+      </w:r>
+    </w:p>
+    <w:p>
+      <w:pPr>
+        <w:pStyle w:val="NumberedParagraph"/>
       </w:pPr>
       <w:r>
         <w:t xml:space="preserve">8.</w:t>
@@ -1099,7 +1450,7 @@
     </w:p>
     <w:p>
       <w:pPr>
-        <w:pStyle w:val="BodyText"/>
+        <w:pStyle w:val="NumberedParagraph"/>
       </w:pPr>
       <w:r>
         <w:t xml:space="preserve">9.</w:t>
@@ -1111,19 +1462,39 @@
         <w:t xml:space="preserve">If it is determined that the Court, absent the consent of the parties, cannot enter final orders or judgments consistent with Article III of the United States Constitution, the Plaintiff consents to the Court entering final orders and judgments in this proceeding.</w:t>
       </w:r>
     </w:p>
-    <w:bookmarkEnd w:id="22"/>
-    <w:bookmarkStart w:id="23" w:name="the-parties"/>
-    <w:p>
-      <w:pPr>
-        <w:pStyle w:val="Heading1"/>
-      </w:pPr>
-      <w:r>
-        <w:t xml:space="preserve">THE PARTIES</w:t>
-      </w:r>
-    </w:p>
-    <w:p>
-      <w:pPr>
-        <w:pStyle w:val="FirstParagraph"/>
+    <w:p>
+      <w:pPr>
+        <w:keepNext/>
+        <w:keepLines/>
+        <w:spacing w:before="0" w:after="0" w:line="480" w:lineRule="exact"/>
+        <w:ind w:left="0" w:firstLine="0"/>
+        <w:jc w:val="center"/>
+      </w:pPr>
+      <w:r>
+        <w:rPr>
+          <w:b/>
+          <w:bCs/>
+        </w:rPr>
+        <w:t xml:space="preserve">THE</w:t>
+      </w:r>
+      <w:r>
+        <w:rPr>
+          <w:b/>
+          <w:bCs/>
+        </w:rPr>
+        <w:t xml:space="preserve"> </w:t>
+      </w:r>
+      <w:r>
+        <w:rPr>
+          <w:b/>
+          <w:bCs/>
+        </w:rPr>
+        <w:t xml:space="preserve">PARTIES</w:t>
+      </w:r>
+    </w:p>
+    <w:p>
+      <w:pPr>
+        <w:pStyle w:val="NumberedParagraph"/>
       </w:pPr>
       <w:r>
         <w:t xml:space="preserve">10.</w:t>
@@ -1137,7 +1508,7 @@
     </w:p>
     <w:p>
       <w:pPr>
-        <w:pStyle w:val="BodyText"/>
+        <w:pStyle w:val="NumberedParagraph"/>
       </w:pPr>
       <w:r>
         <w:t xml:space="preserve">11.</w:t>
@@ -1151,7 +1522,7 @@
     </w:p>
     <w:p>
       <w:pPr>
-        <w:pStyle w:val="BodyText"/>
+        <w:pStyle w:val="NumberedParagraph"/>
       </w:pPr>
       <w:r>
         <w:t xml:space="preserve">12.</w:t>
@@ -1163,19 +1534,39 @@
         <w:t xml:space="preserve">Upon information and belief, the Defendant is a business entity with its principal place of business located at the address in the case caption.</w:t>
       </w:r>
     </w:p>
-    <w:bookmarkEnd w:id="23"/>
-    <w:bookmarkStart w:id="24" w:name="factual-background"/>
-    <w:p>
-      <w:pPr>
-        <w:pStyle w:val="Heading1"/>
-      </w:pPr>
-      <w:r>
-        <w:t xml:space="preserve">FACTUAL BACKGROUND</w:t>
-      </w:r>
-    </w:p>
-    <w:p>
-      <w:pPr>
-        <w:pStyle w:val="FirstParagraph"/>
+    <w:p>
+      <w:pPr>
+        <w:keepNext/>
+        <w:keepLines/>
+        <w:spacing w:before="0" w:after="0" w:line="480" w:lineRule="exact"/>
+        <w:ind w:left="0" w:firstLine="0"/>
+        <w:jc w:val="center"/>
+      </w:pPr>
+      <w:r>
+        <w:rPr>
+          <w:b/>
+          <w:bCs/>
+        </w:rPr>
+        <w:t xml:space="preserve">FACTUAL</w:t>
+      </w:r>
+      <w:r>
+        <w:rPr>
+          <w:b/>
+          <w:bCs/>
+        </w:rPr>
+        <w:t xml:space="preserve"> </w:t>
+      </w:r>
+      <w:r>
+        <w:rPr>
+          <w:b/>
+          <w:bCs/>
+        </w:rPr>
+        <w:t xml:space="preserve">BACKGROUND</w:t>
+      </w:r>
+    </w:p>
+    <w:p>
+      <w:pPr>
+        <w:pStyle w:val="NumberedParagraph"/>
       </w:pPr>
       <w:r>
         <w:t xml:space="preserve">13.</w:t>
@@ -1189,7 +1580,7 @@
     </w:p>
     <w:p>
       <w:pPr>
-        <w:pStyle w:val="BodyText"/>
+        <w:pStyle w:val="NumberedParagraph"/>
       </w:pPr>
       <w:r>
         <w:t xml:space="preserve">14.</w:t>
@@ -1203,7 +1594,7 @@
     </w:p>
     <w:p>
       <w:pPr>
-        <w:pStyle w:val="BodyText"/>
+        <w:pStyle w:val="NumberedParagraph"/>
       </w:pPr>
       <w:r>
         <w:t xml:space="preserve">15.</w:t>
@@ -1217,7 +1608,7 @@
     </w:p>
     <w:p>
       <w:pPr>
-        <w:pStyle w:val="BodyText"/>
+        <w:pStyle w:val="NumberedParagraph"/>
       </w:pPr>
       <w:r>
         <w:t xml:space="preserve">16.</w:t>
@@ -1231,7 +1622,7 @@
     </w:p>
     <w:p>
       <w:pPr>
-        <w:pStyle w:val="BodyText"/>
+        <w:pStyle w:val="NumberedParagraph"/>
       </w:pPr>
       <w:r>
         <w:t xml:space="preserve">17.</w:t>
@@ -1240,12 +1631,12 @@
         <w:tab/>
       </w:r>
       <w:r>
-        <w:t xml:space="preserve">Prior to filing this case, the Plaintiff, in accordance with 11 U.S.C. § 547(b), conducted reasonable due diligence into the circumstances of the case to take into account any known or knowable defenses of the Defendant that would be available under 11 U.S.C. § 547(c). The Plaintiff reviewed the available records of the Debtor, which records were not fully complete. Nevertheless, the Plaintiff took reasonable care to evaluate the possible defenses here.</w:t>
-      </w:r>
-    </w:p>
-    <w:p>
-      <w:pPr>
-        <w:pStyle w:val="BodyText"/>
+        <w:t xml:space="preserve">Prior to filing this case, the Plaintiff, in accordance with 11 U.S.C. § 547(b), conducted reasonable due diligence into the circumstances of the case to take into account any known or knowable defenses of the Defendant that would be available under 11 U.S.C. § 547(c). The Plaintiff reviewed the available records of the Debtor, which records were not fully complete. Nevertheless, the Plaintiff took reasonable care to evaluate the possible defenses here.</w:t>
+      </w:r>
+    </w:p>
+    <w:p>
+      <w:pPr>
+        <w:pStyle w:val="NumberedParagraph"/>
       </w:pPr>
       <w:r>
         <w:t xml:space="preserve">18.</w:t>
@@ -1254,12 +1645,12 @@
         <w:tab/>
       </w:r>
       <w:r>
-        <w:t xml:space="preserve">To the best of the Plaintiff’s knowledge, the Defendant is not entitled to the “contemporaneous exchange” affirmative defense under 11 U.S.C. § 547(c)(1) because there was no exchange of value at the time of the Preferential Transfers.</w:t>
-      </w:r>
-    </w:p>
-    <w:p>
-      <w:pPr>
-        <w:pStyle w:val="BodyText"/>
+        <w:t xml:space="preserve">To the best of the Plaintiff’s knowledge, the Defendant is not entitled to the “contemporaneous exchange” affirmative defense under 11 U.S.C. § 547(c)⁠(1) because there was no exchange of value at the time of the Preferential Transfers.</w:t>
+      </w:r>
+    </w:p>
+    <w:p>
+      <w:pPr>
+        <w:pStyle w:val="NumberedParagraph"/>
       </w:pPr>
       <w:r>
         <w:t xml:space="preserve">19.</w:t>
@@ -1268,12 +1659,12 @@
         <w:tab/>
       </w:r>
       <w:r>
-        <w:t xml:space="preserve">To the best of the Plaintiff’s knowledge, the Defendant is not entitled to the “ordinary course of business” affirmative defense under 11 U.S.C. § 547(c)(2) because, primarily, the Preferential Transfers were made outside of the ordinary course of business between the Debtor and the Defendant.</w:t>
-      </w:r>
-    </w:p>
-    <w:p>
-      <w:pPr>
-        <w:pStyle w:val="BodyText"/>
+        <w:t xml:space="preserve">To the best of the Plaintiff’s knowledge, the Defendant is not entitled to the “ordinary course of business” affirmative defense under 11 U.S.C. § 547(c)⁠(2) because, primarily, the Preferential Transfers were made outside of the ordinary course of business between the Debtor and the Defendant.</w:t>
+      </w:r>
+    </w:p>
+    <w:p>
+      <w:pPr>
+        <w:pStyle w:val="NumberedParagraph"/>
       </w:pPr>
       <w:r>
         <w:t xml:space="preserve">20.</w:t>
@@ -1282,12 +1673,12 @@
         <w:tab/>
       </w:r>
       <w:r>
-        <w:t xml:space="preserve">The defense under 11 U.S.C. § 547(c)(3) does not apply to the Preferential Transfers because the Preferential Transfers did not involve the perfection of a security interest.</w:t>
-      </w:r>
-    </w:p>
-    <w:p>
-      <w:pPr>
-        <w:pStyle w:val="BodyText"/>
+        <w:t xml:space="preserve">The defense under 11 U.S.C. § 547(c)⁠(3) does not apply to the Preferential Transfers because the Preferential Transfers did not involve the perfection of a security interest.</w:t>
+      </w:r>
+    </w:p>
+    <w:p>
+      <w:pPr>
+        <w:pStyle w:val="NumberedParagraph"/>
       </w:pPr>
       <w:r>
         <w:t xml:space="preserve">21.</w:t>
@@ -1296,12 +1687,12 @@
         <w:tab/>
       </w:r>
       <w:r>
-        <w:t xml:space="preserve">To the best of the Plaintiff’s knowledge, the Defendant did not provide any new consideration after the Preferential Transfers that would give rise to the “new value” defense under 11 U.S.C. § 547(c)(4).</w:t>
-      </w:r>
-    </w:p>
-    <w:p>
-      <w:pPr>
-        <w:pStyle w:val="BodyText"/>
+        <w:t xml:space="preserve">To the best of the Plaintiff’s knowledge, the Defendant did not provide any new consideration after the Preferential Transfers that would give rise to the “new value” defense under 11 U.S.C. § 547(c)⁠(4).</w:t>
+      </w:r>
+    </w:p>
+    <w:p>
+      <w:pPr>
+        <w:pStyle w:val="NumberedParagraph"/>
       </w:pPr>
       <w:r>
         <w:t xml:space="preserve">22.</w:t>
@@ -1310,12 +1701,12 @@
         <w:tab/>
       </w:r>
       <w:r>
-        <w:t xml:space="preserve">The affirmative defense under 11 U.S.C. § 547(c)(5) does not apply to the Preferential Transfers because the Preferential Transfers did not involve the perfection of a security interest.</w:t>
-      </w:r>
-    </w:p>
-    <w:p>
-      <w:pPr>
-        <w:pStyle w:val="BodyText"/>
+        <w:t xml:space="preserve">The affirmative defense under 11 U.S.C. § 547(c)⁠(5) does not apply to the Preferential Transfers because the Preferential Transfers did not involve the perfection of a security interest.</w:t>
+      </w:r>
+    </w:p>
+    <w:p>
+      <w:pPr>
+        <w:pStyle w:val="NumberedParagraph"/>
       </w:pPr>
       <w:r>
         <w:t xml:space="preserve">23.</w:t>
@@ -1324,12 +1715,12 @@
         <w:tab/>
       </w:r>
       <w:r>
-        <w:t xml:space="preserve">The affirmative defense under 11 U.S.C. § 547(c)(6) does not apply to the Preferential Transfers because the Preferential Transfers did not involve the perfection of a statutory lien.</w:t>
-      </w:r>
-    </w:p>
-    <w:p>
-      <w:pPr>
-        <w:pStyle w:val="BodyText"/>
+        <w:t xml:space="preserve">The affirmative defense under 11 U.S.C. § 547(c)⁠(6) does not apply to the Preferential Transfers because the Preferential Transfers did not involve the perfection of a statutory lien.</w:t>
+      </w:r>
+    </w:p>
+    <w:p>
+      <w:pPr>
+        <w:pStyle w:val="NumberedParagraph"/>
       </w:pPr>
       <w:r>
         <w:t xml:space="preserve">24.</w:t>
@@ -1338,12 +1729,12 @@
         <w:tab/>
       </w:r>
       <w:r>
-        <w:t xml:space="preserve">The affirmative defense under 11 U.S.C. § 547(c)(7) does not apply to the Preferential Transfers because the Preferential Transfers are not related to a payment for a domestic support obligation.</w:t>
-      </w:r>
-    </w:p>
-    <w:p>
-      <w:pPr>
-        <w:pStyle w:val="BodyText"/>
+        <w:t xml:space="preserve">The affirmative defense under 11 U.S.C. § 547(c)⁠(7) does not apply to the Preferential Transfers because the Preferential Transfers are not related to a payment for a domestic support obligation.</w:t>
+      </w:r>
+    </w:p>
+    <w:p>
+      <w:pPr>
+        <w:pStyle w:val="NumberedParagraph"/>
       </w:pPr>
       <w:r>
         <w:t xml:space="preserve">25.</w:t>
@@ -1352,12 +1743,12 @@
         <w:tab/>
       </w:r>
       <w:r>
-        <w:t xml:space="preserve">The affirmative defense under 11 U.S.C. § 547(c)(8) does not apply to the Preferential Transfers because this is a business case, and that defense only applies to cases where the debts are primarily consumer debts.</w:t>
-      </w:r>
-    </w:p>
-    <w:p>
-      <w:pPr>
-        <w:pStyle w:val="BodyText"/>
+        <w:t xml:space="preserve">The affirmative defense under 11 U.S.C. § 547(c)⁠(8) does not apply to the Preferential Transfers because this is a business case, and that defense only applies to cases where the debts are primarily consumer debts.</w:t>
+      </w:r>
+    </w:p>
+    <w:p>
+      <w:pPr>
+        <w:pStyle w:val="NumberedParagraph"/>
       </w:pPr>
       <w:r>
         <w:t xml:space="preserve">26.</w:t>
@@ -1366,12 +1757,12 @@
         <w:tab/>
       </w:r>
       <w:r>
-        <w:t xml:space="preserve">The affirmative defense under 11 U.S.C. § 547(c)(9) does not apply to the Preferential Transfers because the Preferential Transfers are in excess of the statutory minimum for recovery, which is presently $8,575.00.</w:t>
-      </w:r>
-    </w:p>
-    <w:p>
-      <w:pPr>
-        <w:pStyle w:val="BodyText"/>
+        <w:t xml:space="preserve">The affirmative defense under 11 U.S.C. § 547(c)⁠(9) does not apply to the Preferential Transfers because the Preferential Transfers are in excess of the statutory minimum for recovery, which is presently $8,575.00.</w:t>
+      </w:r>
+    </w:p>
+    <w:p>
+      <w:pPr>
+        <w:pStyle w:val="NumberedParagraph"/>
       </w:pPr>
       <w:r>
         <w:t xml:space="preserve">27.</w:t>
@@ -1380,12 +1771,12 @@
         <w:tab/>
       </w:r>
       <w:r>
-        <w:t xml:space="preserve">Accordingly, as set forth in detail below, the Preferential Transfers are avoidable pursuant to 11 U.S.C. § 547(b).</w:t>
-      </w:r>
-    </w:p>
-    <w:p>
-      <w:pPr>
-        <w:pStyle w:val="BodyText"/>
+        <w:t xml:space="preserve">Accordingly, as set forth in detail below, the Preferential Transfers are avoidable pursuant to 11 U.S.C. § 547(b).</w:t>
+      </w:r>
+    </w:p>
+    <w:p>
+      <w:pPr>
+        <w:pStyle w:val="NumberedParagraph"/>
       </w:pPr>
       <w:r>
         <w:t xml:space="preserve">28.</w:t>
@@ -1394,12 +1785,12 @@
         <w:tab/>
       </w:r>
       <w:r>
-        <w:t xml:space="preserve">During the course of this adversary proceeding, Plaintiff may learn (through discovery or otherwise) of, among other things, additional transfers made to Defendant during the Preference Period and/or additional unauthorized post-petition transfers made by Debtor to Defendant. It is Plaintiff’s intention to avoid and recover all (i) voidable transfers of an interest of the Debtor in property and/or property of the estate that were made by the Debtor to or for the benefit of Defendant or any other person or entity for whose benefit such transfers were made and/or (ii) unauthorized post-petition transfers to Defendant or any other person or entity for whose benefit such transfers were made.</w:t>
-      </w:r>
-    </w:p>
-    <w:p>
-      <w:pPr>
-        <w:pStyle w:val="BodyText"/>
+        <w:t xml:space="preserve">During the course of this adversary proceeding, Plaintiff may learn (through discovery or otherwise) of, among other things, additional transfers made to Defendant during the Preference Period and/​or additional unauthorized post-petition transfers made by Debtor to Defendant. It is Plaintiff’s intention to avoid and recover all (i) voidable transfers of an interest of the Debtor in property and/​or property of the estate that were made by the Debtor to or for the benefit of Defendant or any other person or entity for whose benefit such transfers were made and/​or (ii) unauthorized post-petition transfers to Defendant or any other person or entity for whose benefit such transfers were made.</w:t>
+      </w:r>
+    </w:p>
+    <w:p>
+      <w:pPr>
+        <w:pStyle w:val="NumberedParagraph"/>
       </w:pPr>
       <w:r>
         <w:t xml:space="preserve">29.</w:t>
@@ -1408,31 +1799,170 @@
         <w:tab/>
       </w:r>
       <w:r>
-        <w:t xml:space="preserve">Plaintiff reserves her right to amend this original Complaint to include: (i) further information regarding the Preferential Transfers, (ii) additional transfers (including unauthorized post-petition transfers), (iii) modifications of and/or revisions to Defendant’s name, (iv) additional defendants, and/or (v) additional causes of action, including without limitation, actions under 11 U.S.C. §§ 510, 542, 544, 545, 547, 548, 552 and/or 553, if applicable (collectively, the “Amendments”), that may become known to Plaintiff at any time during this adversary proceeding, through formal discovery or otherwise, and for the Amendments to relate back to the date of the filing of this original Complaint.</w:t>
-      </w:r>
-    </w:p>
-    <w:bookmarkEnd w:id="24"/>
-    <w:bookmarkStart w:id="26" w:name="count-i"/>
-    <w:p>
-      <w:pPr>
-        <w:pStyle w:val="Heading1"/>
-      </w:pPr>
-      <w:r>
-        <w:t xml:space="preserve">COUNT I</w:t>
-      </w:r>
-    </w:p>
-    <w:bookmarkStart w:id="25" w:name="X1ada4d288050c8ed4a77b3b9c844adc7cff6c71"/>
-    <w:p>
-      <w:pPr>
-        <w:pStyle w:val="Heading2"/>
-      </w:pPr>
-      <w:r>
-        <w:t xml:space="preserve">Avoidance of Preferential Transfers under 11 U.S.C. § 547</w:t>
-      </w:r>
-    </w:p>
-    <w:p>
-      <w:pPr>
-        <w:pStyle w:val="FirstParagraph"/>
+        <w:t xml:space="preserve">Plaintiff reserves her right to amend this original Complaint to include: (i) further information regarding the Preferential Transfers, (ii) additional transfers (including unauthorized post-petition transfers), (iii) modifications of and/​or revisions to Defendant’s name, (iv) additional defendants, and/​or (v) additional causes of action, including without limitation, actions under 11 U.S.C. §§ 510, 542, 544, 545, 547, 548, 552 and/​or 553, if applicable (collectively, the “Amendments”), that may become known to Plaintiff at any time during this adversary proceeding, through formal discovery or otherwise, and for the Amendments to relate back to the date of the filing of this original Complaint.</w:t>
+      </w:r>
+    </w:p>
+    <w:p>
+      <w:pPr>
+        <w:keepNext/>
+        <w:keepLines/>
+        <w:spacing w:before="0" w:after="0" w:line="480" w:lineRule="exact"/>
+        <w:ind w:left="0" w:firstLine="0"/>
+        <w:jc w:val="center"/>
+      </w:pPr>
+      <w:r>
+        <w:rPr>
+          <w:b/>
+          <w:bCs/>
+        </w:rPr>
+        <w:t xml:space="preserve">COUNT</w:t>
+      </w:r>
+      <w:r>
+        <w:rPr>
+          <w:b/>
+          <w:bCs/>
+        </w:rPr>
+        <w:t xml:space="preserve"> </w:t>
+      </w:r>
+      <w:r>
+        <w:rPr>
+          <w:b/>
+          <w:bCs/>
+        </w:rPr>
+        <w:t xml:space="preserve">I</w:t>
+      </w:r>
+    </w:p>
+    <w:p>
+      <w:pPr>
+        <w:keepNext/>
+        <w:keepLines/>
+        <w:spacing w:before="0" w:after="0" w:line="480" w:lineRule="exact"/>
+        <w:ind w:left="0" w:firstLine="0"/>
+        <w:jc w:val="center"/>
+      </w:pPr>
+      <w:r>
+        <w:rPr>
+          <w:b/>
+          <w:bCs/>
+        </w:rPr>
+        <w:t xml:space="preserve">Avoidance</w:t>
+      </w:r>
+      <w:r>
+        <w:rPr>
+          <w:b/>
+          <w:bCs/>
+        </w:rPr>
+        <w:t xml:space="preserve"> </w:t>
+      </w:r>
+      <w:r>
+        <w:rPr>
+          <w:b/>
+          <w:bCs/>
+        </w:rPr>
+        <w:t xml:space="preserve">of</w:t>
+      </w:r>
+      <w:r>
+        <w:rPr>
+          <w:b/>
+          <w:bCs/>
+        </w:rPr>
+        <w:t xml:space="preserve"> </w:t>
+      </w:r>
+      <w:r>
+        <w:rPr>
+          <w:b/>
+          <w:bCs/>
+        </w:rPr>
+        <w:t xml:space="preserve">Preferential</w:t>
+      </w:r>
+      <w:r>
+        <w:rPr>
+          <w:b/>
+          <w:bCs/>
+        </w:rPr>
+        <w:t xml:space="preserve"> </w:t>
+      </w:r>
+      <w:r>
+        <w:rPr>
+          <w:b/>
+          <w:bCs/>
+        </w:rPr>
+        <w:t xml:space="preserve">Transfers</w:t>
+      </w:r>
+      <w:r>
+        <w:rPr>
+          <w:b/>
+          <w:bCs/>
+        </w:rPr>
+        <w:t xml:space="preserve"> </w:t>
+      </w:r>
+      <w:r>
+        <w:rPr>
+          <w:b/>
+          <w:bCs/>
+        </w:rPr>
+        <w:t xml:space="preserve">under</w:t>
+      </w:r>
+      <w:r>
+        <w:rPr>
+          <w:b/>
+          <w:bCs/>
+        </w:rPr>
+        <w:t xml:space="preserve"> </w:t>
+      </w:r>
+      <w:r>
+        <w:rPr>
+          <w:b/>
+          <w:bCs/>
+        </w:rPr>
+        <w:t xml:space="preserve">11</w:t>
+      </w:r>
+      <w:r>
+        <w:rPr>
+          <w:b/>
+          <w:bCs/>
+        </w:rPr>
+        <w:t xml:space="preserve"> </w:t>
+      </w:r>
+      <w:r>
+        <w:rPr>
+          <w:b/>
+          <w:bCs/>
+        </w:rPr>
+        <w:t xml:space="preserve">U.S.C.</w:t>
+      </w:r>
+      <w:r>
+        <w:rPr>
+          <w:b/>
+          <w:bCs/>
+        </w:rPr>
+        <w:t xml:space="preserve"> </w:t>
+      </w:r>
+      <w:r>
+        <w:rPr>
+          <w:b/>
+          <w:bCs/>
+        </w:rPr>
+        <w:t xml:space="preserve">§</w:t>
+      </w:r>
+      <w:r>
+        <w:rPr>
+          <w:b/>
+          <w:bCs/>
+        </w:rPr>
+        <w:t xml:space="preserve"> </w:t>
+      </w:r>
+      <w:r>
+        <w:rPr>
+          <w:b/>
+          <w:bCs/>
+        </w:rPr>
+        <w:t xml:space="preserve">547</w:t>
+      </w:r>
+    </w:p>
+    <w:p>
+      <w:pPr>
+        <w:pStyle w:val="NumberedParagraph"/>
       </w:pPr>
       <w:r>
         <w:t xml:space="preserve">30.</w:t>
@@ -1446,7 +1976,7 @@
     </w:p>
     <w:p>
       <w:pPr>
-        <w:pStyle w:val="BodyText"/>
+        <w:pStyle w:val="NumberedParagraph"/>
       </w:pPr>
       <w:r>
         <w:t xml:space="preserve">31.</w:t>
@@ -1460,7 +1990,7 @@
     </w:p>
     <w:p>
       <w:pPr>
-        <w:pStyle w:val="BodyText"/>
+        <w:pStyle w:val="NumberedParagraph"/>
       </w:pPr>
       <w:r>
         <w:t xml:space="preserve">32.</w:t>
@@ -1474,7 +2004,7 @@
     </w:p>
     <w:p>
       <w:pPr>
-        <w:pStyle w:val="BodyText"/>
+        <w:pStyle w:val="NumberedParagraph"/>
       </w:pPr>
       <w:r>
         <w:t xml:space="preserve">33.</w:t>
@@ -1483,12 +2013,12 @@
         <w:tab/>
       </w:r>
       <w:r>
-        <w:t xml:space="preserve">Each Preferential Transfer was to or for the benefit of a creditor within the meaning of 11 U.S.C. § 547(b)(1) because the Preferential Transfers were for debts owed by the Debtor to the Defendant and the payment of it was for the Defendant’s benefit.</w:t>
-      </w:r>
-    </w:p>
-    <w:p>
-      <w:pPr>
-        <w:pStyle w:val="BodyText"/>
+        <w:t xml:space="preserve">Each Preferential Transfer was to or for the benefit of a creditor within the meaning of 11 U.S.C. § 547(b)⁠(1) because the Preferential Transfers were for debts owed by the Debtor to the Defendant and the payment of it was for the Defendant’s benefit.</w:t>
+      </w:r>
+    </w:p>
+    <w:p>
+      <w:pPr>
+        <w:pStyle w:val="NumberedParagraph"/>
       </w:pPr>
       <w:r>
         <w:t xml:space="preserve">34.</w:t>
@@ -1502,7 +2032,7 @@
     </w:p>
     <w:p>
       <w:pPr>
-        <w:pStyle w:val="BodyText"/>
+        <w:pStyle w:val="NumberedParagraph"/>
       </w:pPr>
       <w:r>
         <w:t xml:space="preserve">35.</w:t>
@@ -1511,12 +2041,12 @@
         <w:tab/>
       </w:r>
       <w:r>
-        <w:t xml:space="preserve">Each Preferential Transfer was made while the Debtor was insolvent based upon the information contained in documents/schedules filed or provided by the Debtor in the Debtor’s case or in connection with the Debtor’s case.</w:t>
-      </w:r>
-    </w:p>
-    <w:p>
-      <w:pPr>
-        <w:pStyle w:val="BodyText"/>
+        <w:t xml:space="preserve">Each Preferential Transfer was made while the Debtor was insolvent based upon the information contained in documents/​schedules filed or provided by the Debtor in the Debtor’s case or in connection with the Debtor’s case.</w:t>
+      </w:r>
+    </w:p>
+    <w:p>
+      <w:pPr>
+        <w:pStyle w:val="NumberedParagraph"/>
       </w:pPr>
       <w:r>
         <w:t xml:space="preserve">36.</w:t>
@@ -1525,12 +2055,12 @@
         <w:tab/>
       </w:r>
       <w:r>
-        <w:t xml:space="preserve">The Plaintiff is also entitled to the presumption of insolvency for the Preferential Transfers pursuant to 11 U.S.C. § 547(f).</w:t>
-      </w:r>
-    </w:p>
-    <w:p>
-      <w:pPr>
-        <w:pStyle w:val="BodyText"/>
+        <w:t xml:space="preserve">The Plaintiff is also entitled to the presumption of insolvency for the Preferential Transfers pursuant to 11 U.S.C. § 547(f).</w:t>
+      </w:r>
+    </w:p>
+    <w:p>
+      <w:pPr>
+        <w:pStyle w:val="NumberedParagraph"/>
       </w:pPr>
       <w:r>
         <w:t xml:space="preserve">37.</w:t>
@@ -1544,7 +2074,7 @@
     </w:p>
     <w:p>
       <w:pPr>
-        <w:pStyle w:val="BodyText"/>
+        <w:pStyle w:val="NumberedParagraph"/>
       </w:pPr>
       <w:r>
         <w:t xml:space="preserve">38.</w:t>
@@ -1558,7 +2088,7 @@
     </w:p>
     <w:p>
       <w:pPr>
-        <w:pStyle w:val="BodyText"/>
+        <w:pStyle w:val="NumberedParagraph"/>
       </w:pPr>
       <w:r>
         <w:t xml:space="preserve">39.</w:t>
@@ -1572,7 +2102,7 @@
     </w:p>
     <w:p>
       <w:pPr>
-        <w:pStyle w:val="BodyText"/>
+        <w:pStyle w:val="NumberedParagraph"/>
       </w:pPr>
       <w:r>
         <w:t xml:space="preserve">40.</w:t>
@@ -1581,32 +2111,156 @@
         <w:tab/>
       </w:r>
       <w:r>
-        <w:t xml:space="preserve">Accordingly, the Preferential Transfers are avoidable pursuant to 11 U.S.C. § 547(b).</w:t>
-      </w:r>
-    </w:p>
-    <w:bookmarkEnd w:id="25"/>
-    <w:bookmarkEnd w:id="26"/>
-    <w:bookmarkStart w:id="28" w:name="count-ii"/>
-    <w:p>
-      <w:pPr>
-        <w:pStyle w:val="Heading1"/>
-      </w:pPr>
-      <w:r>
-        <w:t xml:space="preserve">COUNT II</w:t>
-      </w:r>
-    </w:p>
-    <w:bookmarkStart w:id="27" w:name="X2184bfc7c681f9dc3fdbc5f402d70e2e089c985"/>
-    <w:p>
-      <w:pPr>
-        <w:pStyle w:val="Heading2"/>
-      </w:pPr>
-      <w:r>
-        <w:t xml:space="preserve">Recovery of transfers under 11 U.S.C. § 550</w:t>
-      </w:r>
-    </w:p>
-    <w:p>
-      <w:pPr>
-        <w:pStyle w:val="FirstParagraph"/>
+        <w:t xml:space="preserve">Accordingly, the Preferential Transfers are avoidable pursuant to 11 U.S.C. § 547(b).</w:t>
+      </w:r>
+    </w:p>
+    <w:p>
+      <w:pPr>
+        <w:keepNext/>
+        <w:keepLines/>
+        <w:spacing w:before="0" w:after="0" w:line="480" w:lineRule="exact"/>
+        <w:ind w:left="0" w:firstLine="0"/>
+        <w:jc w:val="center"/>
+      </w:pPr>
+      <w:r>
+        <w:rPr>
+          <w:b/>
+          <w:bCs/>
+        </w:rPr>
+        <w:t xml:space="preserve">COUNT</w:t>
+      </w:r>
+      <w:r>
+        <w:rPr>
+          <w:b/>
+          <w:bCs/>
+        </w:rPr>
+        <w:t xml:space="preserve"> </w:t>
+      </w:r>
+      <w:r>
+        <w:rPr>
+          <w:b/>
+          <w:bCs/>
+        </w:rPr>
+        <w:t xml:space="preserve">II</w:t>
+      </w:r>
+    </w:p>
+    <w:p>
+      <w:pPr>
+        <w:keepNext/>
+        <w:keepLines/>
+        <w:spacing w:before="0" w:after="0" w:line="480" w:lineRule="exact"/>
+        <w:ind w:left="0" w:firstLine="0"/>
+        <w:jc w:val="center"/>
+      </w:pPr>
+      <w:r>
+        <w:rPr>
+          <w:b/>
+          <w:bCs/>
+        </w:rPr>
+        <w:t xml:space="preserve">Recovery</w:t>
+      </w:r>
+      <w:r>
+        <w:rPr>
+          <w:b/>
+          <w:bCs/>
+        </w:rPr>
+        <w:t xml:space="preserve"> </w:t>
+      </w:r>
+      <w:r>
+        <w:rPr>
+          <w:b/>
+          <w:bCs/>
+        </w:rPr>
+        <w:t xml:space="preserve">of</w:t>
+      </w:r>
+      <w:r>
+        <w:rPr>
+          <w:b/>
+          <w:bCs/>
+        </w:rPr>
+        <w:t xml:space="preserve"> </w:t>
+      </w:r>
+      <w:r>
+        <w:rPr>
+          <w:b/>
+          <w:bCs/>
+        </w:rPr>
+        <w:t xml:space="preserve">transfers</w:t>
+      </w:r>
+      <w:r>
+        <w:rPr>
+          <w:b/>
+          <w:bCs/>
+        </w:rPr>
+        <w:t xml:space="preserve"> </w:t>
+      </w:r>
+      <w:r>
+        <w:rPr>
+          <w:b/>
+          <w:bCs/>
+        </w:rPr>
+        <w:t xml:space="preserve">under</w:t>
+      </w:r>
+      <w:r>
+        <w:rPr>
+          <w:b/>
+          <w:bCs/>
+        </w:rPr>
+        <w:t xml:space="preserve"> </w:t>
+      </w:r>
+      <w:r>
+        <w:rPr>
+          <w:b/>
+          <w:bCs/>
+        </w:rPr>
+        <w:t xml:space="preserve">11</w:t>
+      </w:r>
+      <w:r>
+        <w:rPr>
+          <w:b/>
+          <w:bCs/>
+        </w:rPr>
+        <w:t xml:space="preserve"> </w:t>
+      </w:r>
+      <w:r>
+        <w:rPr>
+          <w:b/>
+          <w:bCs/>
+        </w:rPr>
+        <w:t xml:space="preserve">U.S.C.</w:t>
+      </w:r>
+      <w:r>
+        <w:rPr>
+          <w:b/>
+          <w:bCs/>
+        </w:rPr>
+        <w:t xml:space="preserve"> </w:t>
+      </w:r>
+      <w:r>
+        <w:rPr>
+          <w:b/>
+          <w:bCs/>
+        </w:rPr>
+        <w:t xml:space="preserve">§</w:t>
+      </w:r>
+      <w:r>
+        <w:rPr>
+          <w:b/>
+          <w:bCs/>
+        </w:rPr>
+        <w:t xml:space="preserve"> </w:t>
+      </w:r>
+      <w:r>
+        <w:rPr>
+          <w:b/>
+          <w:bCs/>
+        </w:rPr>
+        <w:t xml:space="preserve">550</w:t>
+      </w:r>
+    </w:p>
+    <w:p>
+      <w:pPr>
+        <w:pStyle w:val="NumberedParagraph"/>
       </w:pPr>
       <w:r>
         <w:t xml:space="preserve">41.</w:t>
@@ -1620,7 +2274,7 @@
     </w:p>
     <w:p>
       <w:pPr>
-        <w:pStyle w:val="BodyText"/>
+        <w:pStyle w:val="NumberedParagraph"/>
       </w:pPr>
       <w:r>
         <w:t xml:space="preserve">42.</w:t>
@@ -1634,7 +2288,7 @@
     </w:p>
     <w:p>
       <w:pPr>
-        <w:pStyle w:val="BodyText"/>
+        <w:pStyle w:val="NumberedParagraph"/>
       </w:pPr>
       <w:r>
         <w:t xml:space="preserve">43.</w:t>
@@ -1643,12 +2297,12 @@
         <w:tab/>
       </w:r>
       <w:r>
-        <w:t xml:space="preserve">Pursuant to 11 U.S.C. § 550, the Plaintiff is entitled to recover, for the benefit of the Debtor’s bankruptcy estate, the value of any avoided transfers, including the Preferential Transfers, from the Defendant as the person or entity for whose benefit the transfers were made, or as the immediate or mediate transferee of the transfers.</w:t>
-      </w:r>
-    </w:p>
-    <w:p>
-      <w:pPr>
-        <w:pStyle w:val="BodyText"/>
+        <w:t xml:space="preserve">Pursuant to 11 U.S.C. § 550, the Plaintiff is entitled to recover, for the benefit of the Debtor’s bankruptcy estate, the value of any avoided transfers, including the Preferential Transfers, from the Defendant as the person or entity for whose benefit the transfers were made, or as the immediate or mediate transferee of the transfers.</w:t>
+      </w:r>
+    </w:p>
+    <w:p>
+      <w:pPr>
+        <w:pStyle w:val="NumberedParagraph"/>
       </w:pPr>
       <w:r>
         <w:t xml:space="preserve">44.</w:t>
@@ -1660,29 +2314,265 @@
         <w:t xml:space="preserve">In addition, in any monetary judgment, the Plaintiff is entitled to an award of pre- and post-judgment interest from the date of this complaint.</w:t>
       </w:r>
     </w:p>
-    <w:bookmarkEnd w:id="27"/>
-    <w:bookmarkEnd w:id="28"/>
-    <w:bookmarkStart w:id="30" w:name="count-iii"/>
-    <w:p>
-      <w:pPr>
-        <w:pStyle w:val="Heading1"/>
-      </w:pPr>
-      <w:r>
-        <w:t xml:space="preserve">COUNT III</w:t>
-      </w:r>
-    </w:p>
-    <w:bookmarkStart w:id="29" w:name="Xf1a27265ba3f86be4509b9f7a3455ece0a5b7fc"/>
-    <w:p>
-      <w:pPr>
-        <w:pStyle w:val="Heading2"/>
-      </w:pPr>
-      <w:r>
-        <w:t xml:space="preserve">Disallowance of Claim in the Chapter 7 Case pursuant to 11 U.S.C. §§ 502(d) and (j)</w:t>
-      </w:r>
-    </w:p>
-    <w:p>
-      <w:pPr>
-        <w:pStyle w:val="FirstParagraph"/>
+    <w:p>
+      <w:pPr>
+        <w:keepNext/>
+        <w:keepLines/>
+        <w:spacing w:before="0" w:after="0" w:line="480" w:lineRule="exact"/>
+        <w:ind w:left="0" w:firstLine="0"/>
+        <w:jc w:val="center"/>
+      </w:pPr>
+      <w:r>
+        <w:rPr>
+          <w:b/>
+          <w:bCs/>
+        </w:rPr>
+        <w:t xml:space="preserve">COUNT</w:t>
+      </w:r>
+      <w:r>
+        <w:rPr>
+          <w:b/>
+          <w:bCs/>
+        </w:rPr>
+        <w:t xml:space="preserve"> </w:t>
+      </w:r>
+      <w:r>
+        <w:rPr>
+          <w:b/>
+          <w:bCs/>
+        </w:rPr>
+        <w:t xml:space="preserve">III</w:t>
+      </w:r>
+    </w:p>
+    <w:p>
+      <w:pPr>
+        <w:keepNext/>
+        <w:keepLines/>
+        <w:spacing w:before="0" w:after="0" w:line="480" w:lineRule="exact"/>
+        <w:ind w:left="0" w:firstLine="0"/>
+        <w:jc w:val="center"/>
+      </w:pPr>
+      <w:r>
+        <w:rPr>
+          <w:b/>
+          <w:bCs/>
+        </w:rPr>
+        <w:t xml:space="preserve">Disallowance</w:t>
+      </w:r>
+      <w:r>
+        <w:rPr>
+          <w:b/>
+          <w:bCs/>
+        </w:rPr>
+        <w:t xml:space="preserve"> </w:t>
+      </w:r>
+      <w:r>
+        <w:rPr>
+          <w:b/>
+          <w:bCs/>
+        </w:rPr>
+        <w:t xml:space="preserve">of</w:t>
+      </w:r>
+      <w:r>
+        <w:rPr>
+          <w:b/>
+          <w:bCs/>
+        </w:rPr>
+        <w:t xml:space="preserve"> </w:t>
+      </w:r>
+      <w:r>
+        <w:rPr>
+          <w:b/>
+          <w:bCs/>
+        </w:rPr>
+        <w:t xml:space="preserve">Claim</w:t>
+      </w:r>
+      <w:r>
+        <w:rPr>
+          <w:b/>
+          <w:bCs/>
+        </w:rPr>
+        <w:t xml:space="preserve"> </w:t>
+      </w:r>
+      <w:r>
+        <w:rPr>
+          <w:b/>
+          <w:bCs/>
+        </w:rPr>
+        <w:t xml:space="preserve">in</w:t>
+      </w:r>
+      <w:r>
+        <w:rPr>
+          <w:b/>
+          <w:bCs/>
+        </w:rPr>
+        <w:t xml:space="preserve"> </w:t>
+      </w:r>
+      <w:r>
+        <w:rPr>
+          <w:b/>
+          <w:bCs/>
+        </w:rPr>
+        <w:t xml:space="preserve">the</w:t>
+      </w:r>
+      <w:r>
+        <w:rPr>
+          <w:b/>
+          <w:bCs/>
+        </w:rPr>
+        <w:t xml:space="preserve"> </w:t>
+      </w:r>
+      <w:r>
+        <w:rPr>
+          <w:b/>
+          <w:bCs/>
+        </w:rPr>
+        <w:t xml:space="preserve">Chapter</w:t>
+      </w:r>
+      <w:r>
+        <w:rPr>
+          <w:b/>
+          <w:bCs/>
+        </w:rPr>
+        <w:t xml:space="preserve"> </w:t>
+      </w:r>
+      <w:r>
+        <w:rPr>
+          <w:b/>
+          <w:bCs/>
+        </w:rPr>
+        <w:t xml:space="preserve">7</w:t>
+      </w:r>
+      <w:r>
+        <w:rPr>
+          <w:b/>
+          <w:bCs/>
+        </w:rPr>
+        <w:t xml:space="preserve"> </w:t>
+      </w:r>
+      <w:r>
+        <w:rPr>
+          <w:b/>
+          <w:bCs/>
+        </w:rPr>
+        <w:t xml:space="preserve">Case</w:t>
+      </w:r>
+      <w:r>
+        <w:rPr>
+          <w:b/>
+          <w:bCs/>
+        </w:rPr>
+        <w:t xml:space="preserve"> </w:t>
+      </w:r>
+      <w:r>
+        <w:rPr>
+          <w:b/>
+          <w:bCs/>
+        </w:rPr>
+        <w:t xml:space="preserve">pursuant</w:t>
+      </w:r>
+      <w:r>
+        <w:rPr>
+          <w:b/>
+          <w:bCs/>
+        </w:rPr>
+        <w:t xml:space="preserve"> </w:t>
+      </w:r>
+      <w:r>
+        <w:rPr>
+          <w:b/>
+          <w:bCs/>
+        </w:rPr>
+        <w:t xml:space="preserve">to</w:t>
+      </w:r>
+      <w:r>
+        <w:rPr>
+          <w:b/>
+          <w:bCs/>
+        </w:rPr>
+        <w:t xml:space="preserve"> </w:t>
+      </w:r>
+      <w:r>
+        <w:rPr>
+          <w:b/>
+          <w:bCs/>
+        </w:rPr>
+        <w:t xml:space="preserve">11</w:t>
+      </w:r>
+      <w:r>
+        <w:rPr>
+          <w:b/>
+          <w:bCs/>
+        </w:rPr>
+        <w:t xml:space="preserve"> </w:t>
+      </w:r>
+      <w:r>
+        <w:rPr>
+          <w:b/>
+          <w:bCs/>
+        </w:rPr>
+        <w:t xml:space="preserve">U.S.C.</w:t>
+      </w:r>
+      <w:r>
+        <w:rPr>
+          <w:b/>
+          <w:bCs/>
+        </w:rPr>
+        <w:t xml:space="preserve"> </w:t>
+      </w:r>
+      <w:r>
+        <w:rPr>
+          <w:b/>
+          <w:bCs/>
+        </w:rPr>
+        <w:t xml:space="preserve">§§</w:t>
+      </w:r>
+      <w:r>
+        <w:rPr>
+          <w:b/>
+          <w:bCs/>
+        </w:rPr>
+        <w:t xml:space="preserve"> </w:t>
+      </w:r>
+      <w:r>
+        <w:rPr>
+          <w:b/>
+          <w:bCs/>
+        </w:rPr>
+        <w:t xml:space="preserve">502(d)</w:t>
+      </w:r>
+      <w:r>
+        <w:rPr>
+          <w:b/>
+          <w:bCs/>
+        </w:rPr>
+        <w:t xml:space="preserve"> </w:t>
+      </w:r>
+      <w:r>
+        <w:rPr>
+          <w:b/>
+          <w:bCs/>
+        </w:rPr>
+        <w:t xml:space="preserve">and</w:t>
+      </w:r>
+      <w:r>
+        <w:rPr>
+          <w:b/>
+          <w:bCs/>
+        </w:rPr>
+        <w:t xml:space="preserve"> </w:t>
+      </w:r>
+      <w:r>
+        <w:rPr>
+          <w:b/>
+          <w:bCs/>
+        </w:rPr>
+        <w:t xml:space="preserve">(j)</w:t>
+      </w:r>
+    </w:p>
+    <w:p>
+      <w:pPr>
+        <w:pStyle w:val="NumberedParagraph"/>
       </w:pPr>
       <w:r>
         <w:t xml:space="preserve">45.</w:t>
@@ -1696,7 +2586,7 @@
     </w:p>
     <w:p>
       <w:pPr>
-        <w:pStyle w:val="BodyText"/>
+        <w:pStyle w:val="NumberedParagraph"/>
       </w:pPr>
       <w:r>
         <w:t xml:space="preserve">46.</w:t>
@@ -1705,12 +2595,12 @@
         <w:tab/>
       </w:r>
       <w:r>
-        <w:t xml:space="preserve">The Defendant is a transferee of the one or more Preferential Transfers which are avoidable under 11 U.S.C. § 547, which property or its value is recoverable under 11 U.S.C. § 550.</w:t>
-      </w:r>
-    </w:p>
-    <w:p>
-      <w:pPr>
-        <w:pStyle w:val="BodyText"/>
+        <w:t xml:space="preserve">The Defendant is a transferee of the one or more Preferential Transfers which are avoidable under 11 U.S.C. § 547, which property or its value is recoverable under 11 U.S.C. § 550.</w:t>
+      </w:r>
+    </w:p>
+    <w:p>
+      <w:pPr>
+        <w:pStyle w:val="NumberedParagraph"/>
       </w:pPr>
       <w:r>
         <w:t xml:space="preserve">47.</w:t>
@@ -1724,7 +2614,7 @@
     </w:p>
     <w:p>
       <w:pPr>
-        <w:pStyle w:val="BodyText"/>
+        <w:pStyle w:val="NumberedParagraph"/>
       </w:pPr>
       <w:r>
         <w:t xml:space="preserve">48.</w:t>
@@ -1733,12 +2623,12 @@
         <w:tab/>
       </w:r>
       <w:r>
-        <w:t xml:space="preserve">Pursuant to 11 U.S.C. § 502(d), any claims held by the Defendant or any assignee against the Debtor must be disallowed unless and until the Defendant pays to Plaintiff the amount of the Preferential Transfers and other obligations as described in this Complaint or any Amendments.</w:t>
-      </w:r>
-    </w:p>
-    <w:p>
-      <w:pPr>
-        <w:pStyle w:val="BodyText"/>
+        <w:t xml:space="preserve">Pursuant to 11 U.S.C. § 502(d), any claims held by the Defendant or any assignee against the Debtor must be disallowed unless and until the Defendant pays to Plaintiff the amount of the Preferential Transfers and other obligations as described in this Complaint or any Amendments.</w:t>
+      </w:r>
+    </w:p>
+    <w:p>
+      <w:pPr>
+        <w:pStyle w:val="NumberedParagraph"/>
       </w:pPr>
       <w:r>
         <w:t xml:space="preserve">49.</w:t>
@@ -1747,23 +2637,56 @@
         <w:tab/>
       </w:r>
       <w:r>
-        <w:t xml:space="preserve">Pursuant to 11 U.S.C. § 502(j), any and all previously allowed claims of Defendant against the Debtor or its estate, including any and all claims assigned by Defendant, must be reconsidered and disallowed until such time as Defendant pays to Plaintiff the amount equal to the Preferential Transfers and other obligations as described in this Complaint or any Amendments.</w:t>
-      </w:r>
-    </w:p>
-    <w:bookmarkEnd w:id="29"/>
-    <w:bookmarkEnd w:id="30"/>
-    <w:bookmarkStart w:id="31" w:name="demand-for-relief"/>
-    <w:p>
-      <w:pPr>
-        <w:pStyle w:val="Heading1"/>
-      </w:pPr>
-      <w:r>
-        <w:t xml:space="preserve">DEMAND FOR RELIEF</w:t>
-      </w:r>
-    </w:p>
-    <w:p>
-      <w:pPr>
-        <w:pStyle w:val="FirstParagraph"/>
+        <w:t xml:space="preserve">Pursuant to 11 U.S.C. § 502(j), any and all previously allowed claims of Defendant against the Debtor or its estate, including any and all claims assigned by Defendant, must be reconsidered and disallowed until such time as Defendant pays to Plaintiff the amount equal to the Preferential Transfers and other obligations as described in this Complaint or any Amendments.</w:t>
+      </w:r>
+    </w:p>
+    <w:p>
+      <w:pPr>
+        <w:keepNext/>
+        <w:keepLines/>
+        <w:spacing w:before="0" w:after="0" w:line="480" w:lineRule="exact"/>
+        <w:ind w:left="0" w:firstLine="0"/>
+        <w:jc w:val="center"/>
+      </w:pPr>
+      <w:r>
+        <w:rPr>
+          <w:b/>
+          <w:bCs/>
+        </w:rPr>
+        <w:t xml:space="preserve">DEMAND</w:t>
+      </w:r>
+      <w:r>
+        <w:rPr>
+          <w:b/>
+          <w:bCs/>
+        </w:rPr>
+        <w:t xml:space="preserve"> </w:t>
+      </w:r>
+      <w:r>
+        <w:rPr>
+          <w:b/>
+          <w:bCs/>
+        </w:rPr>
+        <w:t xml:space="preserve">FOR</w:t>
+      </w:r>
+      <w:r>
+        <w:rPr>
+          <w:b/>
+          <w:bCs/>
+        </w:rPr>
+        <w:t xml:space="preserve"> </w:t>
+      </w:r>
+      <w:r>
+        <w:rPr>
+          <w:b/>
+          <w:bCs/>
+        </w:rPr>
+        <w:t xml:space="preserve">RELIEF</w:t>
+      </w:r>
+    </w:p>
+    <w:p>
+      <w:pPr>
+        <w:pStyle w:val="NumberedParagraph"/>
       </w:pPr>
       <w:r>
         <w:t xml:space="preserve">50.</w:t>
@@ -1777,7 +2700,7 @@
     </w:p>
     <w:p>
       <w:pPr>
-        <w:pStyle w:val="Relief"/>
+        <w:pStyle w:val="NumberedParagraph"/>
       </w:pPr>
       <w:r>
         <w:t xml:space="preserve">i.</w:t>
@@ -1791,7 +2714,7 @@
     </w:p>
     <w:p>
       <w:pPr>
-        <w:pStyle w:val="Relief"/>
+        <w:pStyle w:val="NumberedParagraph"/>
       </w:pPr>
       <w:r>
         <w:t xml:space="preserve">ii.</w:t>
@@ -1805,7 +2728,7 @@
     </w:p>
     <w:p>
       <w:pPr>
-        <w:pStyle w:val="Relief"/>
+        <w:pStyle w:val="NumberedParagraph"/>
       </w:pPr>
       <w:r>
         <w:t xml:space="preserve">iii.</w:t>
@@ -1819,7 +2742,7 @@
     </w:p>
     <w:p>
       <w:pPr>
-        <w:pStyle w:val="Relief"/>
+        <w:pStyle w:val="NumberedParagraph"/>
       </w:pPr>
       <w:r>
         <w:t xml:space="preserve">iv.</w:t>
@@ -1833,7 +2756,7 @@
     </w:p>
     <w:p>
       <w:pPr>
-        <w:pStyle w:val="Relief"/>
+        <w:pStyle w:val="NumberedParagraphKeep"/>
       </w:pPr>
       <w:r>
         <w:t xml:space="preserve">v.</w:t>
@@ -1847,31 +2770,479 @@
     </w:p>
     <w:p>
       <w:pPr>
-        <w:pStyle w:val="Single"/>
+        <w:keepNext/>
+        <w:keepLines/>
+        <w:tabs>
+          <w:tab w:val="left" w:pos="4032"/>
+        </w:tabs>
+        <w:spacing w:before="240" w:after="0" w:line="280" w:lineRule="exact"/>
+        <w:ind w:left="4032" w:hanging="4032"/>
+        <w:jc w:val="left"/>
+      </w:pPr>
+      <w:r>
+        <w:tab/>
+      </w:r>
+      <w:r>
+        <w:t xml:space="preserve">Respectfully</w:t>
+      </w:r>
+      <w:r>
+        <w:t xml:space="preserve"> </w:t>
+      </w:r>
+      <w:r>
+        <w:t xml:space="preserve">submitted,</w:t>
+      </w:r>
+    </w:p>
+    <w:p>
+      <w:pPr>
+        <w:keepNext/>
+        <w:keepLines/>
+        <w:spacing w:before="280" w:after="0" w:line="280" w:lineRule="exact"/>
+        <w:ind w:left="4032" w:firstLine="0"/>
+        <w:jc w:val="left"/>
+      </w:pPr>
+      <w:r>
+        <w:t xml:space="preserve">/​s/</w:t>
+      </w:r>
+      <w:r>
+        <w:t xml:space="preserve"> </w:t>
+      </w:r>
+      <w:r>
+        <w:t xml:space="preserve">Andrew</w:t>
+      </w:r>
+      <w:r>
+        <w:t xml:space="preserve"> </w:t>
+      </w:r>
+      <w:r>
+        <w:t xml:space="preserve">D.</w:t>
+      </w:r>
+      <w:r>
+        <w:t xml:space="preserve"> </w:t>
+      </w:r>
+      <w:r>
+        <w:t xml:space="preserve">Rebholz</w:t>
+      </w:r>
+    </w:p>
+    <w:p>
+      <w:pPr>
+        <w:keepNext/>
+        <w:keepLines/>
+        <w:spacing w:before="0" w:after="0" w:line="280" w:lineRule="exact"/>
+        <w:ind w:left="4032" w:firstLine="0"/>
+        <w:jc w:val="left"/>
+      </w:pPr>
+      <w:r>
+        <w:t xml:space="preserve">David</w:t>
+      </w:r>
+      <w:r>
+        <w:t xml:space="preserve"> </w:t>
+      </w:r>
+      <w:r>
+        <w:t xml:space="preserve">M.</w:t>
+      </w:r>
+      <w:r>
+        <w:t xml:space="preserve"> </w:t>
+      </w:r>
+      <w:r>
+        <w:t xml:space="preserve">Whittaker</w:t>
+      </w:r>
+      <w:r>
+        <w:t xml:space="preserve"> </w:t>
+      </w:r>
+      <w:r>
+        <w:t xml:space="preserve">(0019307)</w:t>
+      </w:r>
+    </w:p>
+    <w:p>
+      <w:pPr>
+        <w:keepNext/>
+        <w:keepLines/>
+        <w:spacing w:before="0" w:after="0" w:line="280" w:lineRule="exact"/>
+        <w:ind w:left="4032" w:firstLine="0"/>
+        <w:jc w:val="left"/>
+      </w:pPr>
+      <w:r>
+        <w:t xml:space="preserve">Richard</w:t>
+      </w:r>
+      <w:r>
+        <w:t xml:space="preserve"> </w:t>
+      </w:r>
+      <w:r>
+        <w:t xml:space="preserve">K.</w:t>
+      </w:r>
+      <w:r>
+        <w:t xml:space="preserve"> </w:t>
+      </w:r>
+      <w:r>
+        <w:t xml:space="preserve">Stovall</w:t>
+      </w:r>
+      <w:r>
+        <w:t xml:space="preserve"> </w:t>
+      </w:r>
+      <w:r>
+        <w:t xml:space="preserve">(0029978)</w:t>
+      </w:r>
+    </w:p>
+    <w:p>
+      <w:pPr>
+        <w:keepNext/>
+        <w:keepLines/>
+        <w:spacing w:before="0" w:after="0" w:line="280" w:lineRule="exact"/>
+        <w:ind w:left="4032" w:firstLine="0"/>
+        <w:jc w:val="left"/>
+      </w:pPr>
+      <w:r>
+        <w:t xml:space="preserve">James</w:t>
+      </w:r>
+      <w:r>
+        <w:t xml:space="preserve"> </w:t>
+      </w:r>
+      <w:r>
+        <w:t xml:space="preserve">A.</w:t>
+      </w:r>
+      <w:r>
+        <w:t xml:space="preserve"> </w:t>
+      </w:r>
+      <w:r>
+        <w:t xml:space="preserve">Coutinho</w:t>
+      </w:r>
+      <w:r>
+        <w:t xml:space="preserve"> </w:t>
+      </w:r>
+      <w:r>
+        <w:t xml:space="preserve">(0082430)</w:t>
+      </w:r>
+    </w:p>
+    <w:p>
+      <w:pPr>
+        <w:keepNext/>
+        <w:keepLines/>
+        <w:spacing w:before="0" w:after="0" w:line="280" w:lineRule="exact"/>
+        <w:ind w:left="4032" w:firstLine="0"/>
+        <w:jc w:val="left"/>
+      </w:pPr>
+      <w:r>
+        <w:t xml:space="preserve">Andrew</w:t>
+      </w:r>
+      <w:r>
+        <w:t xml:space="preserve"> </w:t>
+      </w:r>
+      <w:r>
+        <w:t xml:space="preserve">D.</w:t>
+      </w:r>
+      <w:r>
+        <w:t xml:space="preserve"> </w:t>
+      </w:r>
+      <w:r>
+        <w:t xml:space="preserve">Rebholz</w:t>
+      </w:r>
+      <w:r>
+        <w:t xml:space="preserve"> </w:t>
+      </w:r>
+      <w:r>
+        <w:t xml:space="preserve">(0102192)</w:t>
+      </w:r>
+    </w:p>
+    <w:p>
+      <w:pPr>
+        <w:keepNext/>
+        <w:keepLines/>
+        <w:spacing w:before="0" w:after="0" w:line="280" w:lineRule="exact"/>
+        <w:ind w:left="4032" w:firstLine="0"/>
+        <w:jc w:val="left"/>
+      </w:pPr>
+      <w:r>
+        <w:t xml:space="preserve">Allen</w:t>
+      </w:r>
+      <w:r>
+        <w:t xml:space="preserve"> </w:t>
+      </w:r>
+      <w:r>
+        <w:t xml:space="preserve">Stovall</w:t>
+      </w:r>
+      <w:r>
+        <w:t xml:space="preserve"> </w:t>
+      </w:r>
+      <w:r>
+        <w:t xml:space="preserve">Neuman</w:t>
+      </w:r>
+      <w:r>
+        <w:t xml:space="preserve"> </w:t>
+      </w:r>
+      <w:r>
+        <w:t xml:space="preserve">&amp;</w:t>
+      </w:r>
+      <w:r>
+        <w:t xml:space="preserve"> </w:t>
+      </w:r>
+      <w:r>
+        <w:t xml:space="preserve">Ashton</w:t>
+      </w:r>
+      <w:r>
+        <w:t xml:space="preserve"> </w:t>
+      </w:r>
+      <w:r>
+        <w:t xml:space="preserve">LLP</w:t>
+      </w:r>
+    </w:p>
+    <w:p>
+      <w:pPr>
+        <w:keepNext/>
+        <w:keepLines/>
+        <w:spacing w:before="0" w:after="0" w:line="280" w:lineRule="exact"/>
+        <w:ind w:left="4032" w:firstLine="0"/>
+        <w:jc w:val="left"/>
+      </w:pPr>
+      <w:r>
+        <w:t xml:space="preserve">10</w:t>
+      </w:r>
+      <w:r>
+        <w:t xml:space="preserve"> </w:t>
+      </w:r>
+      <w:r>
+        <w:t xml:space="preserve">W.</w:t>
+      </w:r>
+      <w:r>
+        <w:t xml:space="preserve"> </w:t>
+      </w:r>
+      <w:r>
+        <w:t xml:space="preserve">Broad</w:t>
+      </w:r>
+      <w:r>
+        <w:t xml:space="preserve"> </w:t>
+      </w:r>
+      <w:r>
+        <w:t xml:space="preserve">St.,</w:t>
+      </w:r>
+      <w:r>
+        <w:t xml:space="preserve"> </w:t>
+      </w:r>
+      <w:r>
+        <w:t xml:space="preserve">Ste.</w:t>
+      </w:r>
+      <w:r>
+        <w:t xml:space="preserve"> </w:t>
+      </w:r>
+      <w:r>
+        <w:t xml:space="preserve">2400</w:t>
+      </w:r>
+    </w:p>
+    <w:p>
+      <w:pPr>
+        <w:keepNext/>
+        <w:keepLines/>
+        <w:spacing w:before="0" w:after="0" w:line="280" w:lineRule="exact"/>
+        <w:ind w:left="4032" w:firstLine="0"/>
+        <w:jc w:val="left"/>
+      </w:pPr>
+      <w:r>
+        <w:t xml:space="preserve">Columbus,</w:t>
+      </w:r>
+      <w:r>
+        <w:t xml:space="preserve"> </w:t>
+      </w:r>
+      <w:r>
+        <w:t xml:space="preserve">OH</w:t>
+      </w:r>
+      <w:r>
+        <w:t xml:space="preserve"> </w:t>
+      </w:r>
+      <w:r>
+        <w:t xml:space="preserve">43215</w:t>
+      </w:r>
+    </w:p>
+    <w:p>
+      <w:pPr>
+        <w:keepNext/>
+        <w:keepLines/>
+        <w:spacing w:before="0" w:after="0" w:line="280" w:lineRule="exact"/>
+        <w:ind w:left="4032" w:firstLine="0"/>
+        <w:jc w:val="left"/>
+      </w:pPr>
+      <w:r>
+        <w:t xml:space="preserve">T:</w:t>
+      </w:r>
+      <w:r>
+        <w:t xml:space="preserve"> </w:t>
+      </w:r>
+      <w:r>
+        <w:t xml:space="preserve">614</w:t>
+        <w:noBreakHyphen/>
+        <w:t xml:space="preserve">221</w:t>
+        <w:noBreakHyphen/>
+        <w:t xml:space="preserve">8500</w:t>
+      </w:r>
+    </w:p>
+    <w:p>
+      <w:pPr>
+        <w:keepNext/>
+        <w:keepLines/>
+        <w:spacing w:before="0" w:after="0" w:line="280" w:lineRule="exact"/>
+        <w:ind w:left="4032" w:firstLine="0"/>
+        <w:jc w:val="left"/>
+      </w:pPr>
+      <w:r>
+        <w:t xml:space="preserve">F:</w:t>
+      </w:r>
+      <w:r>
+        <w:t xml:space="preserve"> </w:t>
+      </w:r>
+      <w:r>
+        <w:t xml:space="preserve">614</w:t>
+        <w:noBreakHyphen/>
+        <w:t xml:space="preserve">221</w:t>
+        <w:noBreakHyphen/>
+        <w:t xml:space="preserve">5988</w:t>
+      </w:r>
+    </w:p>
+    <w:p>
+      <w:pPr>
+        <w:keepNext/>
+        <w:keepLines/>
+        <w:spacing w:before="0" w:after="0" w:line="280" w:lineRule="exact"/>
+        <w:ind w:left="4032" w:firstLine="0"/>
+        <w:jc w:val="left"/>
+      </w:pPr>
+      <w:r>
+        <w:t xml:space="preserve">whittaker@asnalaw.com;</w:t>
+      </w:r>
+      <w:r>
+        <w:t xml:space="preserve"> </w:t>
+      </w:r>
+      <w:r>
+        <w:t xml:space="preserve">stovall@asnalaw.com</w:t>
+      </w:r>
+    </w:p>
+    <w:p>
+      <w:pPr>
+        <w:keepNext/>
+        <w:keepLines/>
+        <w:spacing w:before="0" w:after="0" w:line="280" w:lineRule="exact"/>
+        <w:ind w:left="4032" w:firstLine="0"/>
+        <w:jc w:val="left"/>
+      </w:pPr>
+      <w:r>
+        <w:t xml:space="preserve">coutinho@asnalaw.com;</w:t>
+      </w:r>
+      <w:r>
+        <w:t xml:space="preserve"> </w:t>
+      </w:r>
+      <w:r>
+        <w:t xml:space="preserve">rebholz@asnalaw.com</w:t>
+      </w:r>
+    </w:p>
+    <w:p>
+      <w:pPr>
+        <w:spacing w:before="0" w:after="0" w:line="280" w:lineRule="exact"/>
+        <w:ind w:left="4032" w:firstLine="0"/>
+        <w:jc w:val="left"/>
+      </w:pPr>
+      <w:r>
+        <w:t xml:space="preserve">Counsel</w:t>
+      </w:r>
+      <w:r>
+        <w:t xml:space="preserve"> </w:t>
+      </w:r>
+      <w:r>
+        <w:t xml:space="preserve">for</w:t>
+      </w:r>
+      <w:r>
+        <w:t xml:space="preserve"> </w:t>
+      </w:r>
+      <w:r>
+        <w:t xml:space="preserve">the</w:t>
+      </w:r>
+      <w:r>
+        <w:t xml:space="preserve"> </w:t>
+      </w:r>
+      <w:r>
+        <w:t xml:space="preserve">Plaintiff</w:t>
+      </w:r>
+      <w:r>
+        <w:t xml:space="preserve"> </w:t>
+      </w:r>
+      <w:r>
+        <w:t xml:space="preserve">Christal</w:t>
+      </w:r>
+      <w:r>
+        <w:t xml:space="preserve"> </w:t>
+      </w:r>
+      <w:r>
+        <w:t xml:space="preserve">L.</w:t>
+      </w:r>
+      <w:r>
+        <w:t xml:space="preserve"> </w:t>
+      </w:r>
+      <w:r>
+        <w:t xml:space="preserve">Caudill,</w:t>
+      </w:r>
+      <w:r>
+        <w:t xml:space="preserve"> </w:t>
+      </w:r>
+      <w:r>
+        <w:t xml:space="preserve">Trustee</w:t>
+      </w:r>
+    </w:p>
+    <w:p>
+      <w:pPr>
+        <w:keepNext/>
+        <w:keepLines/>
+        <w:pageBreakBefore/>
         <w:spacing w:before="0" w:after="0" w:line="480" w:lineRule="exact"/>
+        <w:ind w:left="0" w:firstLine="0"/>
+        <w:jc w:val="center"/>
+      </w:pPr>
+      <w:r>
+        <w:rPr>
+          <w:b/>
+          <w:bCs/>
+        </w:rPr>
+        <w:t xml:space="preserve">EXHIBIT</w:t>
+      </w:r>
+      <w:r>
+        <w:rPr>
+          <w:b/>
+          <w:bCs/>
+        </w:rPr>
+        <w:t xml:space="preserve"> </w:t>
+      </w:r>
+      <w:r>
+        <w:rPr>
+          <w:b/>
+          <w:bCs/>
+        </w:rPr>
+        <w:t xml:space="preserve">A</w:t>
+      </w:r>
+    </w:p>
+    <w:p>
+      <w:pPr>
+        <w:spacing w:before="0" w:after="0" w:line="240" w:lineRule="exact"/>
       </w:pPr>
     </w:p>
     <w:tbl>
       <w:tblPr>
-        <w:tblW w:w="9360" w:type="dxa"/>
+        <w:tblW w:w="5760" w:type="dxa"/>
+        <w:jc w:val="center"/>
         <w:tblBorders>
-          <w:top w:val="nil"/>
-          <w:left w:val="nil"/>
-          <w:bottom w:val="nil"/>
-          <w:right w:val="nil"/>
-          <w:insideH w:val="nil"/>
-          <w:insideV w:val="nil"/>
+          <w:top w:val="single" w:sz="4" w:space="0" w:color="000000"/>
+          <w:left w:val="single" w:sz="4" w:space="0" w:color="000000"/>
+          <w:bottom w:val="single" w:sz="4" w:space="0" w:color="000000"/>
+          <w:right w:val="single" w:sz="4" w:space="0" w:color="000000"/>
+          <w:insideH w:val="single" w:sz="4" w:space="0" w:color="000000"/>
+          <w:insideV w:val="single" w:sz="4" w:space="0" w:color="000000"/>
         </w:tblBorders>
         <w:tblLayout w:type="fixed"/>
         <w:tblCellMar>
-          <w:left w:w="0" w:type="dxa"/>
-          <w:right w:w="0" w:type="dxa"/>
+          <w:top w:w="100" w:type="dxa"/>
+          <w:left w:w="100" w:type="dxa"/>
+          <w:bottom w:w="90" w:type="dxa"/>
+          <w:right w:w="100" w:type="dxa"/>
         </w:tblCellMar>
+        <w:tblLook w:val="0000" w:firstRow="0" w:lastRow="0" w:firstColumn="0" w:lastColumn="0" w:noHBand="0" w:noVBand="0"/>
       </w:tblPr>
       <w:tblGrid>
-        <w:gridCol w:w="3744"/>
-        <w:gridCol w:w="288"/>
-        <w:gridCol w:w="5328"/>
+        <w:gridCol w:w="2280"/>
+        <w:gridCol w:w="1920"/>
+        <w:gridCol w:w="1560"/>
       </w:tblGrid>
       <w:tr>
         <w:trPr>
@@ -1879,306 +3250,262 @@
         </w:trPr>
         <w:tc>
           <w:tcPr>
-            <w:tcW w:w="3744" w:type="dxa"/>
-          </w:tcPr>
-          <w:p>
-            <w:pPr>
-              <w:pStyle w:val="Single"/>
-            </w:pPr>
-          </w:p>
-        </w:tc>
-        <w:tc>
-          <w:tcPr>
-            <w:tcW w:w="288" w:type="dxa"/>
-          </w:tcPr>
-          <w:p>
-            <w:pPr>
-              <w:pStyle w:val="Single"/>
-            </w:pPr>
-          </w:p>
-        </w:tc>
-        <w:tc>
-          <w:tcPr>
-            <w:tcW w:w="5328" w:type="dxa"/>
-          </w:tcPr>
-          <w:p>
-            <w:pPr>
-              <w:pStyle w:val="Single"/>
-            </w:pPr>
-            <w:r>
-              <w:t xml:space="preserve">Respectfully submitted,</w:t>
-            </w:r>
-          </w:p>
-          <w:p>
-            <w:pPr>
-              <w:pStyle w:val="Single"/>
-            </w:pPr>
-          </w:p>
-          <w:p>
-            <w:pPr>
-              <w:pStyle w:val="Single"/>
-            </w:pPr>
-            <w:r>
-              <w:t xml:space="preserve">/s/ Andrew D. Rebholz</w:t>
-            </w:r>
-          </w:p>
-          <w:p>
-            <w:pPr>
-              <w:pStyle w:val="Single"/>
-            </w:pPr>
-            <w:r>
-              <w:t xml:space="preserve">David M. Whittaker (0019307)</w:t>
-            </w:r>
-          </w:p>
-          <w:p>
-            <w:pPr>
-              <w:pStyle w:val="Single"/>
-            </w:pPr>
-            <w:r>
-              <w:t xml:space="preserve">Richard K. Stovall (0029978)</w:t>
-            </w:r>
-          </w:p>
-          <w:p>
-            <w:pPr>
-              <w:pStyle w:val="Single"/>
-            </w:pPr>
-            <w:r>
-              <w:t xml:space="preserve">James A. Coutinho (0082430)</w:t>
-            </w:r>
-          </w:p>
-          <w:p>
-            <w:pPr>
-              <w:pStyle w:val="Single"/>
-            </w:pPr>
-            <w:r>
-              <w:t xml:space="preserve">Andrew D. Rebholz (0102192)</w:t>
-            </w:r>
-          </w:p>
-          <w:p>
-            <w:pPr>
-              <w:pStyle w:val="Single"/>
-            </w:pPr>
-            <w:r>
-              <w:t xml:space="preserve">Allen Stovall Neuman &amp; Ashton LLP</w:t>
-            </w:r>
-          </w:p>
-          <w:p>
-            <w:pPr>
-              <w:pStyle w:val="Single"/>
-            </w:pPr>
-            <w:r>
-              <w:t xml:space="preserve">10 W. Broad St., Ste. 2400</w:t>
-            </w:r>
-          </w:p>
-          <w:p>
-            <w:pPr>
-              <w:pStyle w:val="Single"/>
-            </w:pPr>
-            <w:r>
-              <w:t xml:space="preserve">Columbus, OH 43215</w:t>
-            </w:r>
-          </w:p>
-          <w:p>
-            <w:pPr>
-              <w:pStyle w:val="Single"/>
-            </w:pPr>
-            <w:r>
-              <w:t xml:space="preserve">T: 614-221-8500</w:t>
-            </w:r>
-          </w:p>
-          <w:p>
-            <w:pPr>
-              <w:pStyle w:val="Single"/>
-            </w:pPr>
-            <w:r>
-              <w:t xml:space="preserve">F: 614-221-5988</w:t>
-            </w:r>
-          </w:p>
-          <w:p>
-            <w:pPr>
-              <w:pStyle w:val="Single"/>
-            </w:pPr>
-            <w:r>
-              <w:t xml:space="preserve">whittaker@asnalaw.com; stovall@asnalaw.com</w:t>
-            </w:r>
-          </w:p>
-          <w:p>
-            <w:pPr>
-              <w:pStyle w:val="Single"/>
-            </w:pPr>
-            <w:r>
-              <w:t xml:space="preserve">coutinho@asnalaw.com; rebholz@asnalaw.com</w:t>
-            </w:r>
-          </w:p>
-          <w:p>
-            <w:pPr>
-              <w:pStyle w:val="Single"/>
-            </w:pPr>
-            <w:r>
-              <w:t xml:space="preserve">Counsel for the Plaintiff Christal L. Caudill, Trustee</w:t>
+            <w:tcW w:w="2280" w:type="dxa"/>
+          </w:tcPr>
+          <w:p>
+            <w:pPr>
+              <w:keepNext/>
+              <w:keepLines/>
+              <w:spacing w:before="0" w:after="0" w:line="280" w:lineRule="exact"/>
+              <w:ind w:left="0" w:firstLine="0"/>
+              <w:jc w:val="left"/>
+            </w:pPr>
+            <w:r>
+              <w:t xml:space="preserve">Creditor</w:t>
+            </w:r>
+            <w:r>
+              <w:t xml:space="preserve"> </w:t>
+            </w:r>
+            <w:r>
+              <w:t xml:space="preserve">Name</w:t>
+            </w:r>
+          </w:p>
+        </w:tc>
+        <w:tc>
+          <w:tcPr>
+            <w:tcW w:w="1920" w:type="dxa"/>
+          </w:tcPr>
+          <w:p>
+            <w:pPr>
+              <w:keepNext/>
+              <w:keepLines/>
+              <w:spacing w:before="0" w:after="0" w:line="280" w:lineRule="exact"/>
+              <w:ind w:left="0" w:firstLine="0"/>
+              <w:jc w:val="left"/>
+            </w:pPr>
+            <w:r>
+              <w:t xml:space="preserve">Transfer</w:t>
+            </w:r>
+            <w:r>
+              <w:t xml:space="preserve"> </w:t>
+            </w:r>
+            <w:r>
+              <w:t xml:space="preserve">Date</w:t>
+            </w:r>
+          </w:p>
+        </w:tc>
+        <w:tc>
+          <w:tcPr>
+            <w:tcW w:w="1560" w:type="dxa"/>
+          </w:tcPr>
+          <w:p>
+            <w:pPr>
+              <w:keepNext/>
+              <w:keepLines/>
+              <w:spacing w:before="0" w:after="0" w:line="280" w:lineRule="exact"/>
+              <w:ind w:left="0" w:firstLine="0"/>
+              <w:jc w:val="left"/>
+            </w:pPr>
+            <w:r>
+              <w:t xml:space="preserve">Amount</w:t>
             </w:r>
           </w:p>
         </w:tc>
       </w:tr>
-    </w:tbl>
-    <w:bookmarkEnd w:id="31"/>
-    <w:bookmarkStart w:id="32" w:name="exhibit-a"/>
-    <w:p>
-      <w:pPr>
-        <w:pStyle w:val="Heading1"/>
-      </w:pPr>
-      <w:r>
-        <w:t xml:space="preserve">EXHIBIT A</w:t>
-      </w:r>
-    </w:p>
-    <w:tbl>
-      <w:tblPr>
-        <w:tblStyle w:val="Table"/>
-        <w:tblW w:type="auto" w:w="0"/>
-        <w:tblLook w:firstRow="1" w:lastRow="0" w:firstColumn="0" w:lastColumn="0" w:noHBand="0" w:noVBand="0" w:val="0020"/>
-      </w:tblPr>
-      <w:tblGrid>
-        <w:gridCol w:w="2640"/>
-        <w:gridCol w:w="2640"/>
-        <w:gridCol w:w="2640"/>
-      </w:tblGrid>
       <w:tr>
         <w:trPr>
-          <w:tblHeader w:val="on"/>
+          <w:cantSplit/>
         </w:trPr>
         <w:tc>
-          <w:tcPr/>
-          <w:p>
-            <w:pPr>
-              <w:pStyle w:val="Compact"/>
-            </w:pPr>
-            <w:r>
-              <w:t xml:space="preserve">Creditor Name</w:t>
-            </w:r>
-          </w:p>
-        </w:tc>
-        <w:tc>
-          <w:tcPr/>
-          <w:p>
-            <w:pPr>
-              <w:pStyle w:val="Compact"/>
-            </w:pPr>
-            <w:r>
-              <w:t xml:space="preserve">Transfer Date</w:t>
-            </w:r>
-          </w:p>
-        </w:tc>
-        <w:tc>
-          <w:tcPr/>
-          <w:p>
-            <w:pPr>
-              <w:pStyle w:val="Compact"/>
-            </w:pPr>
-            <w:r>
-              <w:t xml:space="preserve">Amount</w:t>
+          <w:tcPr>
+            <w:tcW w:w="2280" w:type="dxa"/>
+          </w:tcPr>
+          <w:p>
+            <w:pPr>
+              <w:keepNext/>
+              <w:keepLines/>
+              <w:spacing w:before="0" w:after="0" w:line="280" w:lineRule="exact"/>
+              <w:ind w:left="0" w:firstLine="0"/>
+              <w:jc w:val="left"/>
+            </w:pPr>
+            <w:r>
+              <w:t xml:space="preserve">PC</w:t>
+            </w:r>
+            <w:r>
+              <w:t xml:space="preserve"> </w:t>
+            </w:r>
+            <w:r>
+              <w:t xml:space="preserve">Infinity</w:t>
+            </w:r>
+            <w:r>
+              <w:t xml:space="preserve"> </w:t>
+            </w:r>
+            <w:r>
+              <w:t xml:space="preserve">LLC</w:t>
+            </w:r>
+          </w:p>
+        </w:tc>
+        <w:tc>
+          <w:tcPr>
+            <w:tcW w:w="1920" w:type="dxa"/>
+          </w:tcPr>
+          <w:p>
+            <w:pPr>
+              <w:keepNext/>
+              <w:keepLines/>
+              <w:spacing w:before="0" w:after="0" w:line="280" w:lineRule="exact"/>
+              <w:ind w:left="0" w:firstLine="0"/>
+              <w:jc w:val="left"/>
+            </w:pPr>
+            <w:r>
+              <w:t xml:space="preserve">6/16/2023</w:t>
+            </w:r>
+          </w:p>
+        </w:tc>
+        <w:tc>
+          <w:tcPr>
+            <w:tcW w:w="1560" w:type="dxa"/>
+          </w:tcPr>
+          <w:p>
+            <w:pPr>
+              <w:keepNext/>
+              <w:keepLines/>
+              <w:spacing w:before="0" w:after="0" w:line="280" w:lineRule="exact"/>
+              <w:ind w:left="0" w:firstLine="0"/>
+              <w:jc w:val="left"/>
+            </w:pPr>
+            <w:r>
+              <w:t xml:space="preserve">$7,400.00</w:t>
             </w:r>
           </w:p>
         </w:tc>
       </w:tr>
       <w:tr>
-        <w:tc>
-          <w:tcPr/>
-          <w:p>
-            <w:pPr>
-              <w:pStyle w:val="Compact"/>
-            </w:pPr>
-            <w:r>
-              <w:t xml:space="preserve">PC Infinity LLC</w:t>
-            </w:r>
-          </w:p>
-        </w:tc>
-        <w:tc>
-          <w:tcPr/>
-          <w:p>
-            <w:pPr>
-              <w:pStyle w:val="Compact"/>
-            </w:pPr>
-            <w:r>
-              <w:t xml:space="preserve">6/16/2023</w:t>
-            </w:r>
-          </w:p>
-        </w:tc>
-        <w:tc>
-          <w:tcPr/>
-          <w:p>
-            <w:pPr>
-              <w:pStyle w:val="Compact"/>
-            </w:pPr>
-            <w:r>
-              <w:t xml:space="preserve">$7,400.00</w:t>
+        <w:trPr>
+          <w:cantSplit/>
+        </w:trPr>
+        <w:tc>
+          <w:tcPr>
+            <w:tcW w:w="2280" w:type="dxa"/>
+          </w:tcPr>
+          <w:p>
+            <w:pPr>
+              <w:keepNext/>
+              <w:keepLines/>
+              <w:spacing w:before="0" w:after="0" w:line="280" w:lineRule="exact"/>
+              <w:ind w:left="0" w:firstLine="0"/>
+              <w:jc w:val="left"/>
+            </w:pPr>
+            <w:r>
+              <w:t xml:space="preserve">PC</w:t>
+            </w:r>
+            <w:r>
+              <w:t xml:space="preserve"> </w:t>
+            </w:r>
+            <w:r>
+              <w:t xml:space="preserve">Infinity</w:t>
+            </w:r>
+            <w:r>
+              <w:t xml:space="preserve"> </w:t>
+            </w:r>
+            <w:r>
+              <w:t xml:space="preserve">LLC</w:t>
+            </w:r>
+          </w:p>
+        </w:tc>
+        <w:tc>
+          <w:tcPr>
+            <w:tcW w:w="1920" w:type="dxa"/>
+          </w:tcPr>
+          <w:p>
+            <w:pPr>
+              <w:keepNext/>
+              <w:keepLines/>
+              <w:spacing w:before="0" w:after="0" w:line="280" w:lineRule="exact"/>
+              <w:ind w:left="0" w:firstLine="0"/>
+              <w:jc w:val="left"/>
+            </w:pPr>
+            <w:r>
+              <w:t xml:space="preserve">7/26/2023</w:t>
+            </w:r>
+          </w:p>
+        </w:tc>
+        <w:tc>
+          <w:tcPr>
+            <w:tcW w:w="1560" w:type="dxa"/>
+          </w:tcPr>
+          <w:p>
+            <w:pPr>
+              <w:keepNext/>
+              <w:keepLines/>
+              <w:spacing w:before="0" w:after="0" w:line="280" w:lineRule="exact"/>
+              <w:ind w:left="0" w:firstLine="0"/>
+              <w:jc w:val="left"/>
+            </w:pPr>
+            <w:r>
+              <w:t xml:space="preserve">$27,200.00</w:t>
             </w:r>
           </w:p>
         </w:tc>
       </w:tr>
       <w:tr>
-        <w:tc>
-          <w:tcPr/>
-          <w:p>
-            <w:pPr>
-              <w:pStyle w:val="Compact"/>
-            </w:pPr>
-            <w:r>
-              <w:t xml:space="preserve">PC Infinity LLC</w:t>
-            </w:r>
-          </w:p>
-        </w:tc>
-        <w:tc>
-          <w:tcPr/>
-          <w:p>
-            <w:pPr>
-              <w:pStyle w:val="Compact"/>
-            </w:pPr>
-            <w:r>
-              <w:t xml:space="preserve">7/26/2023</w:t>
-            </w:r>
-          </w:p>
-        </w:tc>
-        <w:tc>
-          <w:tcPr/>
-          <w:p>
-            <w:pPr>
-              <w:pStyle w:val="Compact"/>
-            </w:pPr>
-            <w:r>
-              <w:t xml:space="preserve">$27,200.00</w:t>
-            </w:r>
-          </w:p>
-        </w:tc>
-      </w:tr>
-      <w:tr>
-        <w:tc>
-          <w:tcPr/>
-          <w:p>
-            <w:pPr>
-              <w:pStyle w:val="Compact"/>
+        <w:trPr>
+          <w:cantSplit/>
+        </w:trPr>
+        <w:tc>
+          <w:tcPr>
+            <w:tcW w:w="2280" w:type="dxa"/>
+          </w:tcPr>
+          <w:p>
+            <w:pPr>
+              <w:spacing w:before="0" w:after="0" w:line="280" w:lineRule="exact"/>
+              <w:ind w:left="0" w:firstLine="0"/>
+              <w:jc w:val="left"/>
             </w:pPr>
             <w:r>
               <w:rPr>
                 <w:b/>
                 <w:bCs/>
               </w:rPr>
-              <w:t xml:space="preserve">Total Preference</w:t>
-            </w:r>
-          </w:p>
-        </w:tc>
-        <w:tc>
-          <w:tcPr/>
-          <w:p>
-            <w:pPr>
-              <w:pStyle w:val="Compact"/>
-            </w:pPr>
-          </w:p>
-        </w:tc>
-        <w:tc>
-          <w:tcPr/>
-          <w:p>
-            <w:pPr>
-              <w:pStyle w:val="Compact"/>
+              <w:t xml:space="preserve">Total</w:t>
+            </w:r>
+            <w:r>
+              <w:rPr>
+                <w:b/>
+                <w:bCs/>
+              </w:rPr>
+              <w:t xml:space="preserve"> </w:t>
+            </w:r>
+            <w:r>
+              <w:rPr>
+                <w:b/>
+                <w:bCs/>
+              </w:rPr>
+              <w:t xml:space="preserve">Preference</w:t>
+            </w:r>
+          </w:p>
+        </w:tc>
+        <w:tc>
+          <w:tcPr>
+            <w:tcW w:w="1920" w:type="dxa"/>
+          </w:tcPr>
+          <w:p>
+            <w:pPr>
+              <w:spacing w:before="0" w:after="0" w:line="280" w:lineRule="exact"/>
+              <w:ind w:left="0" w:firstLine="0"/>
+              <w:jc w:val="left"/>
+            </w:pPr>
+          </w:p>
+        </w:tc>
+        <w:tc>
+          <w:tcPr>
+            <w:tcW w:w="1560" w:type="dxa"/>
+          </w:tcPr>
+          <w:p>
+            <w:pPr>
+              <w:spacing w:before="0" w:after="0" w:line="280" w:lineRule="exact"/>
+              <w:ind w:left="0" w:firstLine="0"/>
+              <w:jc w:val="left"/>
             </w:pPr>
             <w:r>
               <w:rPr>
@@ -2191,12 +3518,16 @@
         </w:tc>
       </w:tr>
     </w:tbl>
-    <w:bookmarkEnd w:id="32"/>
+    <w:p>
+      <w:pPr>
+        <w:spacing w:before="0" w:after="0" w:line="20" w:lineRule="exact"/>
+      </w:pPr>
+    </w:p>
     <w:sectPr>
-      <w:footerReference w:type="default" r:id="rId100"/>
+      <w:footerReference w:type="default" r:id="rIdOhsbFooter"/>
       <w:pgSz w:w="12240" w:h="15840"/>
       <w:pgMar w:top="1440" w:right="1440" w:bottom="1440" w:left="1440" w:header="720" w:footer="720" w:gutter="0"/>
-      <w:cols w:space="720"/>
+      <w:pgNumType w:fmt="decimal" w:start="1"/>
     </w:sectPr>
   </w:body>
 </w:document>
@@ -2210,42 +3541,21 @@
 <w:ftr xmlns:w="http://schemas.openxmlformats.org/wordprocessingml/2006/main" xmlns:r="http://schemas.openxmlformats.org/officeDocument/2006/relationships">
   <w:p>
     <w:pPr>
-      <w:pStyle w:val="Footer"/>
       <w:jc w:val="center"/>
     </w:pPr>
     <w:r>
-      <w:rPr>
-        <w:sz w:val="24"/>
-        <w:szCs w:val="24"/>
-      </w:rPr>
       <w:fldChar w:fldCharType="begin"/>
     </w:r>
     <w:r>
-      <w:rPr>
-        <w:sz w:val="24"/>
-        <w:szCs w:val="24"/>
-      </w:rPr>
       <w:instrText xml:space="preserve"> PAGE </w:instrText>
     </w:r>
     <w:r>
-      <w:rPr>
-        <w:sz w:val="24"/>
-        <w:szCs w:val="24"/>
-      </w:rPr>
       <w:fldChar w:fldCharType="separate"/>
     </w:r>
     <w:r>
-      <w:rPr>
-        <w:sz w:val="24"/>
-        <w:szCs w:val="24"/>
-      </w:rPr>
       <w:t>1</w:t>
     </w:r>
     <w:r>
-      <w:rPr>
-        <w:sz w:val="24"/>
-        <w:szCs w:val="24"/>
-      </w:rPr>
       <w:fldChar w:fldCharType="end"/>
     </w:r>
   </w:p>
@@ -2268,7 +3578,7 @@
       </w:r>
     </w:p>
   </w:footnote>
-  <w:footnote w:id="20">
+  <w:footnote w:id="9">
     <w:p>
       <w:pPr>
         <w:pStyle w:val="FootnoteText"/>
@@ -2288,6 +3598,99 @@
     </w:p>
   </w:footnote>
 </w:footnotes>
+</file>
+
+<file path=word/ftr-add.xml><?xml version="1.0" encoding="utf-8"?>
+<w:ftr xmlns:w="http://schemas.openxmlformats.org/wordprocessingml/2006/main" xmlns:r="http://schemas.openxmlformats.org/officeDocument/2006/relationships">
+  <w:p>
+    <w:pPr>
+      <w:spacing w:before="0" w:after="0"/>
+      <w:jc w:val="center"/>
+    </w:pPr>
+    <w:r>
+      <w:t>Add-</w:t>
+    </w:r>
+    <w:r>
+      <w:fldChar w:fldCharType="begin"/>
+    </w:r>
+    <w:r>
+      <w:instrText xml:space="preserve"> PAGE </w:instrText>
+    </w:r>
+    <w:r>
+      <w:fldChar w:fldCharType="separate"/>
+    </w:r>
+    <w:r>
+      <w:t>1</w:t>
+    </w:r>
+    <w:r>
+      <w:fldChar w:fldCharType="end"/>
+    </w:r>
+  </w:p>
+</w:ftr>
+</file>
+
+<file path=word/ftr-none.xml><?xml version="1.0" encoding="utf-8"?>
+<w:ftr xmlns:w="http://schemas.openxmlformats.org/wordprocessingml/2006/main" xmlns:r="http://schemas.openxmlformats.org/officeDocument/2006/relationships">
+  <w:p>
+    <w:pPr>
+      <w:spacing w:before="0" w:after="0"/>
+      <w:jc w:val="center"/>
+    </w:pPr>
+  </w:p>
+</w:ftr>
+</file>
+
+<file path=word/ftr-own1.xml><?xml version="1.0" encoding="utf-8"?>
+<w:ftr xmlns:w="http://schemas.openxmlformats.org/wordprocessingml/2006/main" xmlns:r="http://schemas.openxmlformats.org/officeDocument/2006/relationships">
+  <w:p>
+    <w:pPr>
+      <w:spacing w:before="0" w:after="0" w:line="280" w:lineRule="exact"/>
+      <w:ind w:left="0" w:firstLine="0"/>
+      <w:jc w:val="center"/>
+    </w:pPr>
+    <w:r>
+      <w:fldChar w:fldCharType="begin"/>
+    </w:r>
+    <w:r>
+      <w:instrText xml:space="preserve"> PAGE </w:instrText>
+    </w:r>
+    <w:r>
+      <w:fldChar w:fldCharType="separate"/>
+    </w:r>
+    <w:r>
+      <w:t>1</w:t>
+    </w:r>
+    <w:r>
+      <w:fldChar w:fldCharType="end"/>
+    </w:r>
+  </w:p>
+</w:ftr>
+</file>
+
+<file path=word/ftr-page.xml><?xml version="1.0" encoding="utf-8"?>
+<w:ftr xmlns:w="http://schemas.openxmlformats.org/wordprocessingml/2006/main" xmlns:r="http://schemas.openxmlformats.org/officeDocument/2006/relationships">
+  <w:p>
+    <w:pPr>
+      <w:spacing w:before="0" w:after="0"/>
+      <w:jc w:val="center"/>
+    </w:pPr>
+    <w:r>
+      <w:fldChar w:fldCharType="begin"/>
+    </w:r>
+    <w:r>
+      <w:instrText xml:space="preserve"> PAGE </w:instrText>
+    </w:r>
+    <w:r>
+      <w:fldChar w:fldCharType="separate"/>
+    </w:r>
+    <w:r>
+      <w:t>1</w:t>
+    </w:r>
+    <w:r>
+      <w:fldChar w:fldCharType="end"/>
+    </w:r>
+  </w:p>
+</w:ftr>
 </file>
 
 <file path=word/numbering.xml><?xml version="1.0" encoding="utf-8"?>
@@ -2379,15 +3782,16 @@
   <w:docDefaults>
     <w:rPrDefault>
       <w:rPr>
-        <w:rFonts w:ascii="EB Garamond" w:hAnsi="EB Garamond" w:eastAsia="EB Garamond" w:cs="EB Garamond"/>
+        <w:rFonts w:ascii="Times New Roman" w:hAnsi="Times New Roman" w:eastAsia="Times New Roman" w:cs="Times New Roman"/>
         <w:sz w:val="24"/>
         <w:szCs w:val="24"/>
-        <w:lang w:val="en-US" w:eastAsia="en-US" w:bidi="ar-SA"/>
+        <w:lang w:val="en-US" w:eastAsia="zh-CN" w:bidi="ar-SA"/>
       </w:rPr>
     </w:rPrDefault>
     <w:pPrDefault>
       <w:pPr>
-        <w:spacing w:after="0" w:line="240" w:lineRule="auto"/>
+        <w:widowControl/>
+        <w:spacing w:after="0"/>
       </w:pPr>
     </w:pPrDefault>
   </w:docDefaults>
@@ -2395,25 +3799,13 @@
   <w:style w:type="paragraph" w:default="1" w:styleId="Normal">
     <w:name w:val="Normal"/>
     <w:qFormat/>
-    <w:pPr>
-      <w:spacing w:before="0" w:after="0" w:line="480" w:lineRule="exact"/>
-      <w:ind w:firstLine="0"/>
-    </w:pPr>
-    <w:rPr>
-      <w:rFonts w:ascii="EB Garamond" w:hAnsi="EB Garamond" w:eastAsia="EB Garamond" w:cs="EB Garamond"/>
-      <w:color w:val="000000"/>
-      <w:sz w:val="24"/>
-      <w:szCs w:val="24"/>
-    </w:rPr>
   </w:style>
   <w:style w:type="paragraph" w:styleId="BodyText">
     <w:name w:val="Body Text"/>
     <w:basedOn w:val="Normal"/>
+    <w:link w:val="BodyTextChar"/>
     <w:qFormat/>
     <w:pPr>
-      <w:tabs>
-        <w:tab w:val="left" w:pos="1368"/>
-      </w:tabs>
       <w:spacing w:before="0" w:after="0" w:line="480" w:lineRule="exact"/>
       <w:ind w:firstLine="720"/>
     </w:pPr>
@@ -2423,21 +3815,13 @@
     <w:basedOn w:val="BodyText"/>
     <w:next w:val="BodyText"/>
     <w:qFormat/>
-    <w:pPr>
-      <w:tabs>
-        <w:tab w:val="left" w:pos="1368"/>
-      </w:tabs>
-      <w:spacing w:before="0" w:after="0" w:line="480" w:lineRule="exact"/>
-      <w:ind w:firstLine="720"/>
-    </w:pPr>
   </w:style>
   <w:style w:type="paragraph" w:customStyle="1" w:styleId="Compact">
     <w:name w:val="Compact"/>
-    <w:basedOn w:val="Normal"/>
+    <w:basedOn w:val="BodyText"/>
     <w:qFormat/>
     <w:pPr>
-      <w:spacing w:before="0" w:after="0" w:line="480" w:lineRule="exact"/>
-      <w:ind w:firstLine="0"/>
+      <w:spacing w:before="36" w:after="36"/>
     </w:pPr>
   </w:style>
   <w:style w:type="paragraph" w:styleId="Title">
@@ -2577,8 +3961,10 @@
     <w:name w:val="heading 1"/>
     <w:basedOn w:val="Normal"/>
     <w:next w:val="BodyText"/>
+    <w:link w:val="Heading1Char"/>
     <w:uiPriority w:val="9"/>
     <w:qFormat/>
+    <w:rsid w:val="00A10FD9"/>
     <w:pPr>
       <w:keepNext/>
       <w:keepLines/>
@@ -2588,6 +3974,7 @@
       <w:outlineLvl w:val="0"/>
     </w:pPr>
     <w:rPr>
+      <w:rFonts w:ascii="Times New Roman" w:hAnsi="Times New Roman" w:eastAsia="Times New Roman" w:cs="Times New Roman"/>
       <w:b/>
       <w:bCs/>
       <w:caps/>
@@ -2600,18 +3987,21 @@
     <w:name w:val="heading 2"/>
     <w:basedOn w:val="Normal"/>
     <w:next w:val="BodyText"/>
+    <w:link w:val="Heading2Char"/>
     <w:uiPriority w:val="9"/>
+    <w:semiHidden/>
     <w:unhideWhenUsed/>
     <w:qFormat/>
+    <w:rsid w:val="00A10FD9"/>
     <w:pPr>
       <w:keepNext/>
       <w:keepLines/>
       <w:spacing w:before="0" w:after="0" w:line="480" w:lineRule="exact"/>
       <w:ind w:firstLine="0"/>
-      <w:jc w:val="center"/>
       <w:outlineLvl w:val="1"/>
     </w:pPr>
     <w:rPr>
+      <w:rFonts w:ascii="Times New Roman" w:hAnsi="Times New Roman" w:eastAsia="Times New Roman" w:cs="Times New Roman"/>
       <w:b/>
       <w:bCs/>
       <w:color w:val="000000"/>
@@ -2623,18 +4013,21 @@
     <w:name w:val="heading 3"/>
     <w:basedOn w:val="Normal"/>
     <w:next w:val="BodyText"/>
+    <w:link w:val="Heading3Char"/>
     <w:uiPriority w:val="9"/>
+    <w:semiHidden/>
     <w:unhideWhenUsed/>
     <w:qFormat/>
+    <w:rsid w:val="00A10FD9"/>
     <w:pPr>
       <w:keepNext/>
       <w:keepLines/>
       <w:spacing w:before="0" w:after="0" w:line="480" w:lineRule="exact"/>
       <w:ind w:firstLine="0"/>
-      <w:jc w:val="center"/>
       <w:outlineLvl w:val="2"/>
     </w:pPr>
     <w:rPr>
+      <w:rFonts w:ascii="Times New Roman" w:hAnsi="Times New Roman" w:eastAsia="Times New Roman" w:cs="Times New Roman"/>
       <w:b/>
       <w:bCs/>
       <w:color w:val="000000"/>
@@ -2655,14 +4048,18 @@
     <w:pPr>
       <w:keepNext/>
       <w:keepLines/>
-      <w:spacing w:before="80" w:after="40"/>
+      <w:spacing w:before="0" w:after="0" w:line="480" w:lineRule="exact"/>
+      <w:ind w:firstLine="0"/>
       <w:outlineLvl w:val="3"/>
     </w:pPr>
     <w:rPr>
-      <w:rFonts w:eastAsiaTheme="majorEastAsia" w:cstheme="majorBidi"/>
+      <w:rFonts w:ascii="Times New Roman" w:hAnsi="Times New Roman" w:eastAsia="Times New Roman" w:cs="Times New Roman"/>
+      <w:b/>
+      <w:bCs/>
       <w:i/>
-      <w:iCs/>
-      <w:color w:val="0F4761" w:themeColor="accent1" w:themeShade="BF"/>
+      <w:color w:val="000000"/>
+      <w:sz w:val="24"/>
+      <w:szCs w:val="24"/>
     </w:rPr>
   </w:style>
   <w:style w:type="paragraph" w:styleId="Heading5">
@@ -2678,12 +4075,18 @@
     <w:pPr>
       <w:keepNext/>
       <w:keepLines/>
-      <w:spacing w:before="80" w:after="40"/>
+      <w:spacing w:before="0" w:after="0" w:line="480" w:lineRule="exact"/>
+      <w:ind w:firstLine="0"/>
       <w:outlineLvl w:val="4"/>
     </w:pPr>
     <w:rPr>
-      <w:rFonts w:eastAsiaTheme="majorEastAsia" w:cstheme="majorBidi"/>
-      <w:color w:val="0F4761" w:themeColor="accent1" w:themeShade="BF"/>
+      <w:rFonts w:ascii="Times New Roman" w:hAnsi="Times New Roman" w:eastAsia="Times New Roman" w:cs="Times New Roman"/>
+      <w:b/>
+      <w:bCs/>
+      <w:i/>
+      <w:color w:val="000000"/>
+      <w:sz w:val="24"/>
+      <w:szCs w:val="24"/>
     </w:rPr>
   </w:style>
   <w:style w:type="paragraph" w:styleId="Heading6">
@@ -2893,6 +4296,15 @@
       <w:color w:val="272727" w:themeColor="text1" w:themeTint="D8"/>
     </w:rPr>
   </w:style>
+  <w:style w:type="paragraph" w:customStyle="1" w:styleId="ListItem">
+    <w:name w:val="List Item"/>
+    <w:basedOn w:val="BodyText"/>
+    <w:qFormat/>
+    <w:pPr>
+      <w:spacing w:before="0" w:after="0" w:line="480" w:lineRule="exact"/>
+      <w:ind w:left="720" w:hanging="720"/>
+    </w:pPr>
+  </w:style>
   <w:style w:type="paragraph" w:styleId="BlockText">
     <w:name w:val="Block Text"/>
     <w:basedOn w:val="BodyText"/>
@@ -2901,18 +4313,20 @@
     <w:unhideWhenUsed/>
     <w:qFormat/>
     <w:pPr>
-      <w:spacing w:before="100" w:after="100"/>
-      <w:ind w:firstLine="0" w:left="480" w:right="480"/>
+      <w:spacing w:before="280" w:after="280" w:line="280" w:lineRule="exact"/>
+      <w:ind w:firstLine="0" w:left="720" w:right="720"/>
     </w:pPr>
   </w:style>
   <w:style w:type="paragraph" w:styleId="FootnoteText">
-    <w:name w:val="footnote text"/>
+    <w:name w:val="Footnote Text"/>
     <w:basedOn w:val="Normal"/>
-    <w:uiPriority w:val="99"/>
+    <w:next w:val="FootnoteText"/>
+    <w:uiPriority w:val="9"/>
     <w:unhideWhenUsed/>
+    <w:qFormat/>
     <w:pPr>
-      <w:spacing w:before="0" w:after="100" w:line="240" w:lineRule="auto"/>
-      <w:ind w:firstLine="0"/>
+      <w:keepLines/>
+      <w:spacing w:before="0" w:after="140" w:line="280" w:lineRule="exact"/>
     </w:pPr>
     <w:rPr>
       <w:sz w:val="24"/>
@@ -2927,8 +4341,8 @@
     <w:unhideWhenUsed/>
     <w:qFormat/>
     <w:pPr>
-      <w:spacing w:before="100" w:after="100"/>
-      <w:ind w:firstLine="0" w:left="480" w:right="480"/>
+      <w:spacing w:before="280" w:after="280"/>
+      <w:ind w:firstLine="0" w:left="720" w:right="720"/>
     </w:pPr>
   </w:style>
   <w:style w:type="character" w:default="1" w:styleId="DefaultParagraphFont">
@@ -2936,18 +4350,12 @@
     <w:semiHidden/>
     <w:unhideWhenUsed/>
   </w:style>
-  <w:style w:type="table" w:styleId="Table">
+  <w:style w:type="table" w:default="1" w:styleId="Table">
     <w:name w:val="Table"/>
-    <w:uiPriority w:val="59"/>
+    <w:basedOn w:val="TableNormal"/>
+    <w:qFormat/>
     <w:tblPr>
-      <w:tblBorders>
-        <w:top w:val="single" w:sz="4" w:space="0" w:color="000000"/>
-        <w:left w:val="single" w:sz="4" w:space="0" w:color="000000"/>
-        <w:bottom w:val="single" w:sz="4" w:space="0" w:color="000000"/>
-        <w:right w:val="single" w:sz="4" w:space="0" w:color="000000"/>
-        <w:insideH w:val="single" w:sz="4" w:space="0" w:color="000000"/>
-        <w:insideV w:val="single" w:sz="4" w:space="0" w:color="000000"/>
-      </w:tblBorders>
+      <w:tblInd w:w="0" w:type="dxa"/>
       <w:tblCellMar>
         <w:top w:w="0" w:type="dxa"/>
         <w:left w:w="108" w:type="dxa"/>
@@ -2955,6 +4363,14 @@
         <w:right w:w="108" w:type="dxa"/>
       </w:tblCellMar>
     </w:tblPr>
+    <w:tblStylePr w:type="firstRow">
+      <w:tcPr>
+        <w:tcBorders>
+          <w:bottom w:val="single"/>
+        </w:tcBorders>
+        <w:vAlign w:val="bottom"/>
+      </w:tcPr>
+    </w:tblStylePr>
   </w:style>
   <w:style w:type="paragraph" w:customStyle="1" w:styleId="DefinitionTerm">
     <w:name w:val="Definition Term"/>
@@ -3034,7 +4450,7 @@
     <w:name w:val="Hyperlink"/>
     <w:basedOn w:val="BodyTextChar"/>
     <w:rPr>
-      <w:color w:val="4F81BD" w:themeColor="accent1"/>
+      <w:color w:val="000000"/>
     </w:rPr>
   </w:style>
   <w:style w:type="paragraph" w:styleId="TOCHeading">
@@ -3055,73 +4471,290 @@
       <w:color w:val="365F91" w:themeColor="accent1" w:themeShade="BF"/>
     </w:rPr>
   </w:style>
-  <w:style w:type="paragraph" w:styleId="Footer">
-    <w:name w:val="footer"/>
-    <w:basedOn w:val="Normal"/>
-    <w:uiPriority w:val="99"/>
-    <w:unhideWhenUsed/>
-    <w:pPr>
-      <w:spacing w:before="0" w:after="0" w:line="240" w:lineRule="auto"/>
-      <w:ind w:firstLine="0"/>
-      <w:jc w:val="center"/>
-    </w:pPr>
-    <w:rPr>
-      <w:sz w:val="24"/>
-      <w:szCs w:val="24"/>
-    </w:rPr>
-  </w:style>
-  <w:style w:type="paragraph" w:customStyle="1" w:styleId="Single">
-    <w:name w:val="Single"/>
-    <w:basedOn w:val="Normal"/>
-    <w:qFormat/>
-    <w:pPr>
-      <w:spacing w:before="0" w:after="0" w:line="280" w:lineRule="exact"/>
-      <w:ind w:firstLine="0"/>
-    </w:pPr>
-  </w:style>
-  <w:style w:type="paragraph" w:customStyle="1" w:styleId="Enum">
-    <w:name w:val="Enum"/>
-    <w:basedOn w:val="Normal"/>
+  <w:style w:type="paragraph" w:customStyle="1" w:styleId="NumberedParagraph">
+    <w:name w:val="Numbered Paragraph"/>
+    <w:basedOn w:val="BodyText"/>
     <w:qFormat/>
     <w:pPr>
       <w:tabs>
-        <w:tab w:val="left" w:pos="1368"/>
-      </w:tabs>
-      <w:spacing w:before="0" w:after="0" w:line="480" w:lineRule="exact"/>
-      <w:ind w:left="1368" w:hanging="648"/>
-    </w:pPr>
-  </w:style>
-  <w:style w:type="paragraph" w:customStyle="1" w:styleId="Relief">
-    <w:name w:val="Relief"/>
-    <w:basedOn w:val="Normal"/>
-    <w:qFormat/>
-    <w:pPr>
-      <w:tabs>
-        <w:tab w:val="left" w:pos="1368"/>
+        <w:tab w:val="left" w:pos="1440"/>
       </w:tabs>
       <w:spacing w:before="0" w:after="0" w:line="480" w:lineRule="exact"/>
       <w:ind w:firstLine="720"/>
     </w:pPr>
   </w:style>
-  <w:style w:type="paragraph" w:customStyle="1" w:styleId="Quotation">
-    <w:name w:val="Quotation"/>
-    <w:basedOn w:val="Normal"/>
-    <w:qFormat/>
-    <w:pPr>
-      <w:spacing w:before="0" w:after="0" w:line="480" w:lineRule="exact"/>
-      <w:ind w:left="1080" w:firstLine="0"/>
-    </w:pPr>
-  </w:style>
-  <w:style w:type="paragraph" w:customStyle="1" w:styleId="Asterisks">
-    <w:name w:val="Asterisks"/>
-    <w:basedOn w:val="Normal"/>
+  <w:style w:type="paragraph" w:customStyle="1" w:styleId="NumberedParagraphKeep">
+    <w:name w:val="Numbered Paragraph Keep"/>
+    <w:basedOn w:val="NumberedParagraph"/>
     <w:qFormat/>
     <w:pPr>
       <w:keepNext/>
+      <w:keepLines/>
+    </w:pPr>
+  </w:style>
+  <w:style w:type="paragraph" w:customStyle="1" w:styleId="BodyTextKeep">
+    <w:name w:val="Body Text Keep"/>
+    <w:basedOn w:val="BodyText"/>
+    <w:qFormat/>
+    <w:pPr>
+      <w:keepNext/>
+      <w:keepLines/>
+    </w:pPr>
+  </w:style>
+  <w:style w:type="paragraph" w:customStyle="1" w:styleId="ListNumber">
+    <w:name w:val="List Number"/>
+    <w:basedOn w:val="BodyText"/>
+    <w:qFormat/>
+    <w:pPr>
+      <w:tabs>
+        <w:tab w:val="left" w:pos="1296"/>
+      </w:tabs>
       <w:spacing w:before="0" w:after="0" w:line="480" w:lineRule="exact"/>
-      <w:ind w:firstLine="0"/>
-      <w:jc w:val="center"/>
+      <w:ind w:left="1296" w:hanging="576"/>
     </w:pPr>
+  </w:style>
+  <w:style w:type="paragraph" w:customStyle="1" w:styleId="ListNumberKeep">
+    <w:name w:val="List Number Keep"/>
+    <w:basedOn w:val="ListNumber"/>
+    <w:qFormat/>
+    <w:pPr>
+      <w:keepNext/>
+      <w:keepLines/>
+    </w:pPr>
+  </w:style>
+  <w:style w:type="paragraph" w:customStyle="1" w:styleId="SourceCode">
+    <w:name w:val="Source Code"/>
+    <w:basedOn w:val="Normal"/>
+    <w:link w:val="VerbatimChar"/>
+    <w:pPr>
+      <w:wordWrap w:val="off"/>
+    </w:pPr>
+  </w:style>
+  <w:style w:type="character" w:customStyle="1" w:styleId="KeywordTok">
+    <w:name w:val="KeywordTok"/>
+    <w:basedOn w:val="VerbatimChar"/>
+    <w:rPr>
+      <w:b/>
+      <w:color w:val="007020"/>
+    </w:rPr>
+  </w:style>
+  <w:style w:type="character" w:customStyle="1" w:styleId="DataTypeTok">
+    <w:name w:val="DataTypeTok"/>
+    <w:basedOn w:val="VerbatimChar"/>
+    <w:rPr>
+      <w:color w:val="902000"/>
+    </w:rPr>
+  </w:style>
+  <w:style w:type="character" w:customStyle="1" w:styleId="DecValTok">
+    <w:name w:val="DecValTok"/>
+    <w:basedOn w:val="VerbatimChar"/>
+    <w:rPr>
+      <w:color w:val="40a070"/>
+    </w:rPr>
+  </w:style>
+  <w:style w:type="character" w:customStyle="1" w:styleId="BaseNTok">
+    <w:name w:val="BaseNTok"/>
+    <w:basedOn w:val="VerbatimChar"/>
+    <w:rPr>
+      <w:color w:val="40a070"/>
+    </w:rPr>
+  </w:style>
+  <w:style w:type="character" w:customStyle="1" w:styleId="FloatTok">
+    <w:name w:val="FloatTok"/>
+    <w:basedOn w:val="VerbatimChar"/>
+    <w:rPr>
+      <w:color w:val="40a070"/>
+    </w:rPr>
+  </w:style>
+  <w:style w:type="character" w:customStyle="1" w:styleId="ConstantTok">
+    <w:name w:val="ConstantTok"/>
+    <w:basedOn w:val="VerbatimChar"/>
+    <w:rPr>
+      <w:color w:val="880000"/>
+    </w:rPr>
+  </w:style>
+  <w:style w:type="character" w:customStyle="1" w:styleId="CharTok">
+    <w:name w:val="CharTok"/>
+    <w:basedOn w:val="VerbatimChar"/>
+    <w:rPr>
+      <w:color w:val="4070a0"/>
+    </w:rPr>
+  </w:style>
+  <w:style w:type="character" w:customStyle="1" w:styleId="SpecialCharTok">
+    <w:name w:val="SpecialCharTok"/>
+    <w:basedOn w:val="VerbatimChar"/>
+    <w:rPr>
+      <w:color w:val="4070a0"/>
+    </w:rPr>
+  </w:style>
+  <w:style w:type="character" w:customStyle="1" w:styleId="StringTok">
+    <w:name w:val="StringTok"/>
+    <w:basedOn w:val="VerbatimChar"/>
+    <w:rPr>
+      <w:color w:val="4070a0"/>
+    </w:rPr>
+  </w:style>
+  <w:style w:type="character" w:customStyle="1" w:styleId="VerbatimStringTok">
+    <w:name w:val="VerbatimStringTok"/>
+    <w:basedOn w:val="VerbatimChar"/>
+    <w:rPr>
+      <w:color w:val="4070a0"/>
+    </w:rPr>
+  </w:style>
+  <w:style w:type="character" w:customStyle="1" w:styleId="SpecialStringTok">
+    <w:name w:val="SpecialStringTok"/>
+    <w:basedOn w:val="VerbatimChar"/>
+    <w:rPr>
+      <w:color w:val="bb6688"/>
+    </w:rPr>
+  </w:style>
+  <w:style w:type="character" w:customStyle="1" w:styleId="ImportTok">
+    <w:name w:val="ImportTok"/>
+    <w:basedOn w:val="VerbatimChar"/>
+    <w:rPr>
+      <w:b/>
+      <w:color w:val="008000"/>
+    </w:rPr>
+  </w:style>
+  <w:style w:type="character" w:customStyle="1" w:styleId="CommentTok">
+    <w:name w:val="CommentTok"/>
+    <w:basedOn w:val="VerbatimChar"/>
+    <w:rPr>
+      <w:i/>
+      <w:color w:val="60a0b0"/>
+    </w:rPr>
+  </w:style>
+  <w:style w:type="character" w:customStyle="1" w:styleId="DocumentationTok">
+    <w:name w:val="DocumentationTok"/>
+    <w:basedOn w:val="VerbatimChar"/>
+    <w:rPr>
+      <w:i/>
+      <w:color w:val="ba2121"/>
+    </w:rPr>
+  </w:style>
+  <w:style w:type="character" w:customStyle="1" w:styleId="AnnotationTok">
+    <w:name w:val="AnnotationTok"/>
+    <w:basedOn w:val="VerbatimChar"/>
+    <w:rPr>
+      <w:b/>
+      <w:i/>
+      <w:color w:val="60a0b0"/>
+    </w:rPr>
+  </w:style>
+  <w:style w:type="character" w:customStyle="1" w:styleId="CommentVarTok">
+    <w:name w:val="CommentVarTok"/>
+    <w:basedOn w:val="VerbatimChar"/>
+    <w:rPr>
+      <w:b/>
+      <w:i/>
+      <w:color w:val="60a0b0"/>
+    </w:rPr>
+  </w:style>
+  <w:style w:type="character" w:customStyle="1" w:styleId="OtherTok">
+    <w:name w:val="OtherTok"/>
+    <w:basedOn w:val="VerbatimChar"/>
+    <w:rPr>
+      <w:color w:val="007020"/>
+    </w:rPr>
+  </w:style>
+  <w:style w:type="character" w:customStyle="1" w:styleId="FunctionTok">
+    <w:name w:val="FunctionTok"/>
+    <w:basedOn w:val="VerbatimChar"/>
+    <w:rPr>
+      <w:color w:val="06287e"/>
+    </w:rPr>
+  </w:style>
+  <w:style w:type="character" w:customStyle="1" w:styleId="VariableTok">
+    <w:name w:val="VariableTok"/>
+    <w:basedOn w:val="VerbatimChar"/>
+    <w:rPr>
+      <w:color w:val="19177c"/>
+    </w:rPr>
+  </w:style>
+  <w:style w:type="character" w:customStyle="1" w:styleId="ControlFlowTok">
+    <w:name w:val="ControlFlowTok"/>
+    <w:basedOn w:val="VerbatimChar"/>
+    <w:rPr>
+      <w:b/>
+      <w:color w:val="007020"/>
+    </w:rPr>
+  </w:style>
+  <w:style w:type="character" w:customStyle="1" w:styleId="OperatorTok">
+    <w:name w:val="OperatorTok"/>
+    <w:basedOn w:val="VerbatimChar"/>
+    <w:rPr>
+      <w:color w:val="666666"/>
+    </w:rPr>
+  </w:style>
+  <w:style w:type="character" w:customStyle="1" w:styleId="BuiltInTok">
+    <w:name w:val="BuiltInTok"/>
+    <w:basedOn w:val="VerbatimChar"/>
+    <w:rPr>
+      <w:color w:val="008000"/>
+    </w:rPr>
+  </w:style>
+  <w:style w:type="character" w:customStyle="1" w:styleId="ExtensionTok">
+    <w:name w:val="ExtensionTok"/>
+    <w:basedOn w:val="VerbatimChar"/>
+    <w:rPr/>
+  </w:style>
+  <w:style w:type="character" w:customStyle="1" w:styleId="PreprocessorTok">
+    <w:name w:val="PreprocessorTok"/>
+    <w:basedOn w:val="VerbatimChar"/>
+    <w:rPr>
+      <w:color w:val="bc7a00"/>
+    </w:rPr>
+  </w:style>
+  <w:style w:type="character" w:customStyle="1" w:styleId="AttributeTok">
+    <w:name w:val="AttributeTok"/>
+    <w:basedOn w:val="VerbatimChar"/>
+    <w:rPr>
+      <w:color w:val="7d9029"/>
+    </w:rPr>
+  </w:style>
+  <w:style w:type="character" w:customStyle="1" w:styleId="RegionMarkerTok">
+    <w:name w:val="RegionMarkerTok"/>
+    <w:basedOn w:val="VerbatimChar"/>
+    <w:rPr/>
+  </w:style>
+  <w:style w:type="character" w:customStyle="1" w:styleId="InformationTok">
+    <w:name w:val="InformationTok"/>
+    <w:basedOn w:val="VerbatimChar"/>
+    <w:rPr>
+      <w:b/>
+      <w:i/>
+      <w:color w:val="60a0b0"/>
+    </w:rPr>
+  </w:style>
+  <w:style w:type="character" w:customStyle="1" w:styleId="WarningTok">
+    <w:name w:val="WarningTok"/>
+    <w:basedOn w:val="VerbatimChar"/>
+    <w:rPr>
+      <w:b/>
+      <w:i/>
+      <w:color w:val="60a0b0"/>
+    </w:rPr>
+  </w:style>
+  <w:style w:type="character" w:customStyle="1" w:styleId="AlertTok">
+    <w:name w:val="AlertTok"/>
+    <w:basedOn w:val="VerbatimChar"/>
+    <w:rPr>
+      <w:b/>
+      <w:color w:val="ff0000"/>
+    </w:rPr>
+  </w:style>
+  <w:style w:type="character" w:customStyle="1" w:styleId="ErrorTok">
+    <w:name w:val="ErrorTok"/>
+    <w:basedOn w:val="VerbatimChar"/>
+    <w:rPr>
+      <w:b/>
+      <w:color w:val="ff0000"/>
+    </w:rPr>
+  </w:style>
+  <w:style w:type="character" w:customStyle="1" w:styleId="NormalTok">
+    <w:name w:val="NormalTok"/>
+    <w:basedOn w:val="VerbatimChar"/>
+    <w:rPr/>
   </w:style>
 </w:styles>
 </file>
